--- a/hin/docx/004.content.docx
+++ b/hin/docx/004.content.docx
@@ -150,26 +150,6 @@
           <w:lang w:val="hi_IN" w:bidi="hi_IN"/>
         </w:rPr>
         <w:t>इ</w:t>
-      </w:r>
-      <w:r>
-        <w:rPr>
-          <w:lang w:val="hi_IN" w:bidi="hi_IN"/>
-        </w:rPr>
-      </w:r>
-    </w:p>
-    <w:p>
-      <w:pPr/>
-      <w:r>
-        <w:rPr>
-          <w:lang w:val="hi_IN" w:bidi="hi_IN"/>
-        </w:rPr>
-      </w:r>
-      <w:r>
-        <w:rPr>
-          <w:i/>
-          <w:lang w:val="hi_IN" w:bidi="hi_IN"/>
-        </w:rPr>
-        <w:t>इतिहास में परमेश्वर की अगम्य योजनाएँ, इस्राएल का पवित्र, इस्राएल के राजाओं के साथ परमेश्वर की वाचा, इस्राएल के लिए परमेश्वर का प्रेम</w:t>
       </w:r>
       <w:r>
         <w:rPr>

--- a/hin/docx/004.content.docx
+++ b/hin/docx/004.content.docx
@@ -19,7 +19,7 @@
         <w:rPr>
           <w:lang w:val="hi_IN" w:bidi="hi_IN"/>
         </w:rPr>
-        <w:t>Resource: Study Notes - Themes (Tyndale)</w:t>
+        <w:t>Resource: Tyndale Open Study Notes</w:t>
       </w:r>
       <w:r>
         <w:rPr>
@@ -112,7 +112,7 @@
         <w:rPr>
           <w:lang w:val="hi_IN" w:bidi="hi_IN"/>
         </w:rPr>
-        <w:t>Study Notes - Themes (Tyndale)</w:t>
+        <w:t>Tyndale Open Study Notes</w:t>
       </w:r>
     </w:p>
     <w:p>

--- a/hin/docx/004.content.docx
+++ b/hin/docx/004.content.docx
@@ -149,7 +149,7 @@
         <w:rPr>
           <w:lang w:val="hi_IN" w:bidi="hi_IN"/>
         </w:rPr>
-        <w:t>इ</w:t>
+        <w:t>ई</w:t>
       </w:r>
       <w:r>
         <w:rPr>
@@ -212,7 +212,7 @@
         <w:rPr>
           <w:lang w:val="hi_IN" w:bidi="hi_IN"/>
         </w:rPr>
-        <w:t>इतिहास में परमेश्वर की अगम्य योजनाएँ</w:t>
+        <w:t>ईश्वरीय संप्रभुता और मनुष्य की जिम्मेदारी</w:t>
       </w:r>
       <w:r>
         <w:rPr>
@@ -231,25 +231,25 @@
         <w:rPr>
           <w:lang w:val="hi_IN" w:bidi="hi_IN"/>
         </w:rPr>
-        <w:t xml:space="preserve">परमेश्वर इतिहास में अपनी </w:t>
-      </w:r>
-      <w:r>
-        <w:rPr>
-          <w:lang w:val="hi_IN" w:bidi="hi_IN"/>
-        </w:rPr>
-        <w:t>योजनाओं</w:t>
-      </w:r>
-      <w:r>
-        <w:rPr>
-          <w:lang w:val="hi_IN" w:bidi="hi_IN"/>
-        </w:rPr>
-        <w:t xml:space="preserve"> को पूरा करने के लिए लोगों और घटनाओं का निर्देशन करते हैं।</w:t>
-      </w:r>
-      <w:r>
-        <w:rPr>
-          <w:lang w:val="hi_IN" w:bidi="hi_IN"/>
-        </w:rPr>
-        <w:t xml:space="preserve"> उन्हें खुद को समझाने की आवश्यकता नहीं होती, लेकिन उनके पास हमेशा एक उद्देश्य होता है। वह व्यक्तियों, राष्ट्रों और घटनाओं को अपनी इच्छा की पूर्ति के लिए मार्गदर्शन करते हैं। इतिहास का यह दृष्टिकोण बाइबल के इतिहास में निरंतर बना रहता है। परमेश्वर मानवीय कार्यों का उपयोग उन परिणामों को प्राप्त करने के लिए करते हैं जिन्हें केवल उनकी योजना ही समझा सकती है।</w:t>
+        <w:t>बाइबल यह दर्शाती है कि सब कुछ परमेश्वर के नियन्त्रण में है। दूसरे शब्दों में, परमेश्वर सब कुछ पर संप्रभु हैं। उदाहरण के लिए, बारिश अच्छे और बुरे दोनों लोगों पर परमेश्वर की योजना के एक हिस्से के रूप में होती है (</w:t>
+      </w:r>
+      <w:hyperlink r:id="rId13">
+        <w:r>
+          <w:rPr>
+            <w:lang w:val="hi_IN" w:bidi="hi_IN"/>
+          </w:rPr>
+          <w:rPr>
+            <w:color w:val="0000EE"/>
+            <w:u w:val="single"/>
+          </w:rPr>
+          <w:t>मत्ती 5:45</w:t>
+        </w:r>
+      </w:hyperlink>
+      <w:r>
+        <w:rPr>
+          <w:lang w:val="hi_IN" w:bidi="hi_IN"/>
+        </w:rPr>
+        <w:t>)।</w:t>
       </w:r>
     </w:p>
     <w:p>
@@ -263,21 +263,9 @@
         <w:rPr>
           <w:lang w:val="hi_IN" w:bidi="hi_IN"/>
         </w:rPr>
-        <w:t>इतिहास की पुस्तक के लेखक इस्राएल के राज्य के विभाजन को सरल तरीके से समझाते हैं। रहबाम और उनके अनुयायी “</w:t>
-      </w:r>
-      <w:r>
-        <w:rPr>
-          <w:lang w:val="hi_IN" w:bidi="hi_IN"/>
-        </w:rPr>
-        <w:t>यहोवा के ये वचन मानकर, वे यारोबाम पर बिना चढ़ाई किए लौट गए</w:t>
-      </w:r>
-      <w:r>
-        <w:rPr>
-          <w:lang w:val="hi_IN" w:bidi="hi_IN"/>
-        </w:rPr>
-        <w:t>” (</w:t>
-      </w:r>
-      <w:hyperlink r:id="rId13">
+        <w:t xml:space="preserve">परमेश्वर हमारे पापों के लिए उत्तरदायी नहीं हैं। वे हमारी अपनी इच्छाओं से उत्पन्न होते हैं, इसलिए हम उनके लिए उत्तरदायी हैं। पवित्रशास्त्र दिखाता है कि लोग परमेश्वर का अनुसरण करने या उन्हें अस्वीकार करने का चुनाव कर सकते हैं (उदाहरण के लिए देखें, </w:t>
+      </w:r>
+      <w:hyperlink r:id="rId14">
         <w:r>
           <w:rPr>
             <w:lang w:val="hi_IN" w:bidi="hi_IN"/>
@@ -286,28 +274,16 @@
             <w:color w:val="0000EE"/>
             <w:u w:val="single"/>
           </w:rPr>
-          <w:t>2 इति 11:4</w:t>
+          <w:t>व्य.वि. 30:1–20</w:t>
         </w:r>
       </w:hyperlink>
       <w:r>
         <w:rPr>
           <w:lang w:val="hi_IN" w:bidi="hi_IN"/>
         </w:rPr>
-        <w:t>)। विभाजन का कारण, रहबाम की लोगों की विनती के प्रति अनुचित प्रतिक्रिया थी। यह पहले ही समझाया गया था: “</w:t>
-      </w:r>
-      <w:r>
-        <w:rPr>
-          <w:lang w:val="hi_IN" w:bidi="hi_IN"/>
-        </w:rPr>
-        <w:t>इसका कारण यह है, कि जो वचन यहोवा ने शीलोवासी अहिय्याह के द्वारा नबात के पुत्र यारोबाम से कहा था, उसको पूरा करने के लिए परमेश्वर ने ऐसा ही ठहराया था</w:t>
-      </w:r>
-      <w:r>
-        <w:rPr>
-          <w:lang w:val="hi_IN" w:bidi="hi_IN"/>
-        </w:rPr>
-        <w:t>” (</w:t>
-      </w:r>
-      <w:hyperlink r:id="rId14">
+        <w:t xml:space="preserve">; </w:t>
+      </w:r>
+      <w:hyperlink r:id="rId15">
         <w:r>
           <w:rPr>
             <w:lang w:val="hi_IN" w:bidi="hi_IN"/>
@@ -316,14 +292,50 @@
             <w:color w:val="0000EE"/>
             <w:u w:val="single"/>
           </w:rPr>
-          <w:t>10:15</w:t>
+          <w:t>यहो 24:15</w:t>
         </w:r>
       </w:hyperlink>
       <w:r>
         <w:rPr>
           <w:lang w:val="hi_IN" w:bidi="hi_IN"/>
         </w:rPr>
-        <w:t>)। रहबाम विद्रोहियों को आसानी से हरा सकते थे, लेकिन यहोवा की इच्छा ने उन्हें रोक दिया।</w:t>
+        <w:t xml:space="preserve">; </w:t>
+      </w:r>
+      <w:hyperlink r:id="rId16">
+        <w:r>
+          <w:rPr>
+            <w:lang w:val="hi_IN" w:bidi="hi_IN"/>
+          </w:rPr>
+          <w:rPr>
+            <w:color w:val="0000EE"/>
+            <w:u w:val="single"/>
+          </w:rPr>
+          <w:t>यूह 1:12</w:t>
+        </w:r>
+      </w:hyperlink>
+      <w:r>
+        <w:rPr>
+          <w:lang w:val="hi_IN" w:bidi="hi_IN"/>
+        </w:rPr>
+        <w:t xml:space="preserve">; </w:t>
+      </w:r>
+      <w:hyperlink r:id="rId17">
+        <w:r>
+          <w:rPr>
+            <w:lang w:val="hi_IN" w:bidi="hi_IN"/>
+          </w:rPr>
+          <w:rPr>
+            <w:color w:val="0000EE"/>
+            <w:u w:val="single"/>
+          </w:rPr>
+          <w:t>रोम 10:9–13</w:t>
+        </w:r>
+      </w:hyperlink>
+      <w:r>
+        <w:rPr>
+          <w:lang w:val="hi_IN" w:bidi="hi_IN"/>
+        </w:rPr>
+        <w:t>)। परमेश्वर लोगों को उन पर विश्वास करने के लिए बाध्य नहीं करते हैं।</w:t>
       </w:r>
     </w:p>
     <w:p>
@@ -333,53 +345,23 @@
           <w:lang w:val="hi_IN" w:bidi="hi_IN"/>
         </w:rPr>
       </w:r>
-      <w:r>
-        <w:rPr>
-          <w:lang w:val="hi_IN" w:bidi="hi_IN"/>
-        </w:rPr>
-        <w:t xml:space="preserve">परमेश्वर की इच्छा का पालन करने से रहबाम को सकारात्मक परिणाम प्राप्त हुआ। उन्होंने शहरों को मजबूत किया, </w:t>
-      </w:r>
-      <w:r>
-        <w:rPr>
-          <w:lang w:val="hi_IN" w:bidi="hi_IN"/>
-        </w:rPr>
-        <w:t>सेनापतियों</w:t>
-      </w:r>
-      <w:r>
-        <w:rPr>
-          <w:lang w:val="hi_IN" w:bidi="hi_IN"/>
-        </w:rPr>
-        <w:t xml:space="preserve"> को नियुक्त किया और</w:t>
-      </w:r>
-      <w:r>
-        <w:rPr>
-          <w:lang w:val="hi_IN" w:bidi="hi_IN"/>
-        </w:rPr>
-        <w:t xml:space="preserve"> उपकरण तथा खाद्य सामग्री का संग्रह किया</w:t>
-      </w:r>
-      <w:r>
-        <w:rPr>
-          <w:lang w:val="hi_IN" w:bidi="hi_IN"/>
-        </w:rPr>
-        <w:t xml:space="preserve">। वफादार नागरिक उनके क्षेत्र में आ गए और उनका एक बड़ा परिवार भी था। परमेश्वर की इच्छा स्पष्ट थी और रहबाम को इसका अत्यधिक लाभ हुआ। फिर भी, इतिहास के </w:t>
-      </w:r>
-      <w:r>
-        <w:rPr>
-          <w:lang w:val="hi_IN" w:bidi="hi_IN"/>
-        </w:rPr>
-        <w:t>लेखक परमेश्वर की योजनाओं की पूरी व्याख्या नहीं कर पाए</w:t>
-      </w:r>
-      <w:r>
-        <w:rPr>
-          <w:lang w:val="hi_IN" w:bidi="hi_IN"/>
-        </w:rPr>
-        <w:t xml:space="preserve">। </w:t>
-      </w:r>
-      <w:r>
-        <w:rPr>
-          <w:lang w:val="hi_IN" w:bidi="hi_IN"/>
-        </w:rPr>
-        <w:t>आज के पाठक भी इस बात पर विचार करते हैं कि परमेश्वर ने राज्य के विभाजन को क्यों बने रहने दिया।</w:t>
+      <w:hyperlink r:id="rId18">
+        <w:r>
+          <w:rPr>
+            <w:lang w:val="hi_IN" w:bidi="hi_IN"/>
+          </w:rPr>
+          <w:rPr>
+            <w:color w:val="0000EE"/>
+            <w:u w:val="single"/>
+          </w:rPr>
+          <w:t>यहेज 14:9–11</w:t>
+        </w:r>
+      </w:hyperlink>
+      <w:r>
+        <w:rPr>
+          <w:lang w:val="hi_IN" w:bidi="hi_IN"/>
+        </w:rPr>
+        <w:t xml:space="preserve"> एक दिलचस्प स्थिति का वर्णन करते हैं जहाँ परमेश्वर एक भविष्यद्वक्ता को भ्रमित करते हैं, फिर भी भविष्यद्वक्ता को उसके कार्यों के लिए जिम्मेदार ठहराते हैं। यह एक चुनौतीपूर्ण प्रश्न उठाता है: परमेश्वर सब कुछ नियन्त्रित करते हैं, लेकिन मनुष्य व्यक्तिगत चुनाव करते हैं जिनके लिए वे उत्तरदायी होते हैं हम यह कैसे समझाते हैं?</w:t>
       </w:r>
     </w:p>
     <w:p>
@@ -393,59 +375,9 @@
         <w:rPr>
           <w:lang w:val="hi_IN" w:bidi="hi_IN"/>
         </w:rPr>
-        <w:t>भविष्यद्वक्ता यशायाह परमेश्वर के मार्गों के रहस्य को प्रकट करते हैं: “</w:t>
-      </w:r>
-      <w:r>
-        <w:rPr>
-          <w:lang w:val="hi_IN" w:bidi="hi_IN"/>
-        </w:rPr>
-        <w:t>मेरे विचार और तुम्हारे विचार एक समान नहीं है, न तुम्हारी गति और मेरी गति एक सी है</w:t>
-      </w:r>
-      <w:r>
-        <w:rPr>
-          <w:lang w:val="hi_IN" w:bidi="hi_IN"/>
-        </w:rPr>
-        <w:t xml:space="preserve">,” </w:t>
-      </w:r>
-      <w:r>
-        <w:rPr>
-          <w:lang w:val="hi_IN" w:bidi="hi_IN"/>
-        </w:rPr>
-        <w:t>यहोवा</w:t>
-      </w:r>
-      <w:r>
-        <w:rPr>
-          <w:lang w:val="hi_IN" w:bidi="hi_IN"/>
-        </w:rPr>
-        <w:t xml:space="preserve"> कहते हैं।</w:t>
-      </w:r>
-      <w:r>
-        <w:rPr>
-          <w:b/>
-          <w:vertAlign w:val="superscript"/>
-          <w:lang w:val="hi_IN" w:bidi="hi_IN"/>
-        </w:rPr>
-        <w:t xml:space="preserve"> </w:t>
-      </w:r>
-      <w:r>
-        <w:rPr>
-          <w:lang w:val="hi_IN" w:bidi="hi_IN"/>
-        </w:rPr>
-        <w:t>“</w:t>
-      </w:r>
-      <w:r>
-        <w:rPr>
-          <w:lang w:val="hi_IN" w:bidi="hi_IN"/>
-        </w:rPr>
-        <w:t>क्योंकि मेरी और तुम्हारी गति में और मेरे और तुम्हारे सोच विचारों में, आकाश और पृथ्वी का अन्तर है</w:t>
-      </w:r>
-      <w:r>
-        <w:rPr>
-          <w:lang w:val="hi_IN" w:bidi="hi_IN"/>
-        </w:rPr>
-        <w:t>” (</w:t>
-      </w:r>
-      <w:hyperlink r:id="rId15">
+        <w:t xml:space="preserve">जब परमेश्वर ने झूठे भविष्यद्वक्ताओं को झूठे संदेश देने की अनुमति दी, तो उन्होंने उन्हें और उनके श्रोताओं को वही दिया जो वे चाहते थे (देखें </w:t>
+      </w:r>
+      <w:hyperlink r:id="rId19">
         <w:r>
           <w:rPr>
             <w:lang w:val="hi_IN" w:bidi="hi_IN"/>
@@ -454,14 +386,44 @@
             <w:color w:val="0000EE"/>
             <w:u w:val="single"/>
           </w:rPr>
-          <w:t>यशा 55:8–9</w:t>
+          <w:t>2 थिस्स 2:11</w:t>
         </w:r>
       </w:hyperlink>
       <w:r>
         <w:rPr>
           <w:lang w:val="hi_IN" w:bidi="hi_IN"/>
         </w:rPr>
-        <w:t>)। जो लोग परमेश्वर का सम्मान करते हैं, वे मनुष्य की समझ पर निर्भर रहना नहीं सीखते। इसके बजाय, वे परमेश्वर के वचन का पालन करते हैं, भले ही यह सांसारिक मूल्यों के विपरीत हो।</w:t>
+        <w:t>)। यहाँ तक कि एक झूठा भविष्यद्वक्ता भी केवल प्रभु की अनुमति या मार्गदर्शन से ही लोगों को गुमराह कर सकता था। परमेश्वर के रोक के बिना, वे सत्य के बजाय झूठ चुनेगें और "</w:t>
+      </w:r>
+      <w:r>
+        <w:rPr>
+          <w:lang w:val="hi_IN" w:bidi="hi_IN"/>
+        </w:rPr>
+        <w:t>सृष्टि की उपासना और सेवा करेंगें, न कि उस सृजनहार की</w:t>
+      </w:r>
+      <w:r>
+        <w:rPr>
+          <w:lang w:val="hi_IN" w:bidi="hi_IN"/>
+        </w:rPr>
+        <w:t xml:space="preserve">" (देखें </w:t>
+      </w:r>
+      <w:hyperlink r:id="rId20">
+        <w:r>
+          <w:rPr>
+            <w:lang w:val="hi_IN" w:bidi="hi_IN"/>
+          </w:rPr>
+          <w:rPr>
+            <w:color w:val="0000EE"/>
+            <w:u w:val="single"/>
+          </w:rPr>
+          <w:t>रोम 1:18–25</w:t>
+        </w:r>
+      </w:hyperlink>
+      <w:r>
+        <w:rPr>
+          <w:lang w:val="hi_IN" w:bidi="hi_IN"/>
+        </w:rPr>
+        <w:t>)। परमेश्वर ने उन्हें उनकी पापपूर्ण इच्छाओं पर छोड़ दिया।</w:t>
       </w:r>
     </w:p>
     <w:p>
@@ -473,10 +435,63 @@
       </w:r>
       <w:r>
         <w:rPr>
-          <w:u w:val="single"/>
-          <w:lang w:val="hi_IN" w:bidi="hi_IN"/>
-        </w:rPr>
-        <w:t>अधिक अध्ययन के लिए अंश</w:t>
+          <w:lang w:val="hi_IN" w:bidi="hi_IN"/>
+        </w:rPr>
+        <w:t xml:space="preserve">आश्चर्यजनक बात यह नहीं है कि परमेश्वर कुछ पापियों को उनके झूठे विश्वासों में रहने देते हैं। बल्कि आश्चर्यजनक यह है कि वह पापियों को बचाते हैं। वह उनकी इच्छाओं को बदलते हैं ताकि वे उनकी महिमा के लिए भलाई करना सीखें (देखें </w:t>
+      </w:r>
+      <w:hyperlink r:id="rId21">
+        <w:r>
+          <w:rPr>
+            <w:lang w:val="hi_IN" w:bidi="hi_IN"/>
+          </w:rPr>
+          <w:rPr>
+            <w:color w:val="0000EE"/>
+            <w:u w:val="single"/>
+          </w:rPr>
+          <w:t>यहेज 36:25–26</w:t>
+        </w:r>
+      </w:hyperlink>
+      <w:r>
+        <w:rPr>
+          <w:lang w:val="hi_IN" w:bidi="hi_IN"/>
+        </w:rPr>
+        <w:t xml:space="preserve">; </w:t>
+      </w:r>
+      <w:hyperlink r:id="rId22">
+        <w:r>
+          <w:rPr>
+            <w:lang w:val="hi_IN" w:bidi="hi_IN"/>
+          </w:rPr>
+          <w:rPr>
+            <w:color w:val="0000EE"/>
+            <w:u w:val="single"/>
+          </w:rPr>
+          <w:t>रोम 8:1–11</w:t>
+        </w:r>
+      </w:hyperlink>
+      <w:r>
+        <w:rPr>
+          <w:lang w:val="hi_IN" w:bidi="hi_IN"/>
+        </w:rPr>
+        <w:t xml:space="preserve">; </w:t>
+      </w:r>
+      <w:hyperlink r:id="rId23">
+        <w:r>
+          <w:rPr>
+            <w:lang w:val="hi_IN" w:bidi="hi_IN"/>
+          </w:rPr>
+          <w:rPr>
+            <w:color w:val="0000EE"/>
+            <w:u w:val="single"/>
+          </w:rPr>
+          <w:t>इफि 2:10</w:t>
+        </w:r>
+      </w:hyperlink>
+      <w:r>
+        <w:rPr>
+          <w:lang w:val="hi_IN" w:bidi="hi_IN"/>
+        </w:rPr>
+        <w:t>)। हम इस कठिन मुद्दे को पूरी तरह से समझ नहीं सकते। फिर भी, हम परमेश्वर के स्वतंत्र रूप से दिए गए अनुग्रह के प्रति आश्वस्त हो सकते हैं। हम उस नए जीवन में आशा रख सकते हैं जो वह अपने पवित्र आत्मा के माध्यम से उन सभी को प्रदान करते हैं जो उन पर भरोसा करते हैं।</w:t>
       </w:r>
     </w:p>
     <w:p>
@@ -486,171 +501,12 @@
           <w:lang w:val="hi_IN" w:bidi="hi_IN"/>
         </w:rPr>
       </w:r>
-      <w:hyperlink r:id="rId16">
-        <w:r>
-          <w:rPr>
-            <w:lang w:val="hi_IN" w:bidi="hi_IN"/>
-          </w:rPr>
-          <w:rPr>
-            <w:color w:val="0000EE"/>
-            <w:u w:val="single"/>
-          </w:rPr>
-          <w:t>1 राजाओं 8:56–61</w:t>
-        </w:r>
-      </w:hyperlink>
-      <w:r>
-        <w:rPr>
-          <w:lang w:val="hi_IN" w:bidi="hi_IN"/>
-        </w:rPr>
-        <w:t xml:space="preserve">; </w:t>
-      </w:r>
-      <w:hyperlink r:id="rId17">
-        <w:r>
-          <w:rPr>
-            <w:lang w:val="hi_IN" w:bidi="hi_IN"/>
-          </w:rPr>
-          <w:rPr>
-            <w:color w:val="0000EE"/>
-            <w:u w:val="single"/>
-          </w:rPr>
-          <w:t>2 इतिहास 10:1–11:4</w:t>
-        </w:r>
-      </w:hyperlink>
-      <w:r>
-        <w:rPr>
-          <w:lang w:val="hi_IN" w:bidi="hi_IN"/>
-        </w:rPr>
-        <w:t xml:space="preserve">; </w:t>
-      </w:r>
-      <w:hyperlink r:id="rId18">
-        <w:r>
-          <w:rPr>
-            <w:lang w:val="hi_IN" w:bidi="hi_IN"/>
-          </w:rPr>
-          <w:rPr>
-            <w:color w:val="0000EE"/>
-            <w:u w:val="single"/>
-          </w:rPr>
-          <w:t>अय्यूब 42:1–6</w:t>
-        </w:r>
-      </w:hyperlink>
-      <w:r>
-        <w:rPr>
-          <w:lang w:val="hi_IN" w:bidi="hi_IN"/>
-        </w:rPr>
-        <w:t xml:space="preserve">; </w:t>
-      </w:r>
-      <w:hyperlink r:id="rId19">
-        <w:r>
-          <w:rPr>
-            <w:lang w:val="hi_IN" w:bidi="hi_IN"/>
-          </w:rPr>
-          <w:rPr>
-            <w:color w:val="0000EE"/>
-            <w:u w:val="single"/>
-          </w:rPr>
-          <w:t>भजन संहिता 115:1–3</w:t>
-        </w:r>
-      </w:hyperlink>
-      <w:r>
-        <w:rPr>
-          <w:lang w:val="hi_IN" w:bidi="hi_IN"/>
-        </w:rPr>
-        <w:t xml:space="preserve">; </w:t>
-      </w:r>
-      <w:hyperlink r:id="rId20">
-        <w:r>
-          <w:rPr>
-            <w:lang w:val="hi_IN" w:bidi="hi_IN"/>
-          </w:rPr>
-          <w:rPr>
-            <w:color w:val="0000EE"/>
-            <w:u w:val="single"/>
-          </w:rPr>
-          <w:t>यशायाह 40:9–31</w:t>
-        </w:r>
-      </w:hyperlink>
-      <w:r>
-        <w:rPr>
-          <w:lang w:val="hi_IN" w:bidi="hi_IN"/>
-        </w:rPr>
-        <w:t xml:space="preserve">; </w:t>
-      </w:r>
-      <w:hyperlink r:id="rId21">
-        <w:r>
-          <w:rPr>
-            <w:lang w:val="hi_IN" w:bidi="hi_IN"/>
-          </w:rPr>
-          <w:rPr>
-            <w:color w:val="0000EE"/>
-            <w:u w:val="single"/>
-          </w:rPr>
-          <w:t>42:1–17</w:t>
-        </w:r>
-      </w:hyperlink>
-      <w:r>
-        <w:rPr>
-          <w:lang w:val="hi_IN" w:bidi="hi_IN"/>
-        </w:rPr>
-        <w:t xml:space="preserve">; </w:t>
-      </w:r>
-      <w:hyperlink r:id="rId22">
-        <w:r>
-          <w:rPr>
-            <w:lang w:val="hi_IN" w:bidi="hi_IN"/>
-          </w:rPr>
-          <w:rPr>
-            <w:color w:val="0000EE"/>
-            <w:u w:val="single"/>
-          </w:rPr>
-          <w:t>55:8–13</w:t>
-        </w:r>
-      </w:hyperlink>
-      <w:r>
-        <w:rPr>
-          <w:lang w:val="hi_IN" w:bidi="hi_IN"/>
-        </w:rPr>
-        <w:t xml:space="preserve">; </w:t>
-      </w:r>
-      <w:hyperlink r:id="rId23">
-        <w:r>
-          <w:rPr>
-            <w:lang w:val="hi_IN" w:bidi="hi_IN"/>
-          </w:rPr>
-          <w:rPr>
-            <w:color w:val="0000EE"/>
-            <w:u w:val="single"/>
-          </w:rPr>
-          <w:t>रोमियों 8:26–30</w:t>
-        </w:r>
-      </w:hyperlink>
-      <w:r>
-        <w:rPr>
-          <w:lang w:val="hi_IN" w:bidi="hi_IN"/>
-        </w:rPr>
-        <w:t xml:space="preserve">; </w:t>
-      </w:r>
-      <w:hyperlink r:id="rId24">
-        <w:r>
-          <w:rPr>
-            <w:lang w:val="hi_IN" w:bidi="hi_IN"/>
-          </w:rPr>
-          <w:rPr>
-            <w:color w:val="0000EE"/>
-            <w:u w:val="single"/>
-          </w:rPr>
-          <w:t>इफिसियों 1:9–14</w:t>
-        </w:r>
-      </w:hyperlink>
-      <w:r>
-        <w:rPr>
-          <w:lang w:val="hi_IN" w:bidi="hi_IN"/>
-        </w:rPr>
-      </w:r>
-      <w:r>
-        <w:rPr>
-          <w:lang w:val="hi_IN" w:bidi="hi_IN"/>
-        </w:rPr>
+      <w:r>
+        <w:rPr>
+          <w:u w:val="single"/>
+          <w:lang w:val="hi_IN" w:bidi="hi_IN"/>
+        </w:rPr>
+        <w:t>आगे के अध्ययन के लिए अंश</w:t>
       </w:r>
     </w:p>
     <w:p>
@@ -660,67 +516,23 @@
           <w:lang w:val="hi_IN" w:bidi="hi_IN"/>
         </w:rPr>
       </w:r>
-    </w:p>
-    <w:p>
-      <w:pPr>
-        <w:pStyle w:val="Heading2"/>
-      </w:pPr>
-      <w:r>
-        <w:rPr>
-          <w:lang w:val="hi_IN" w:bidi="hi_IN"/>
-        </w:rPr>
-        <w:t>इस्राएल का पवित्र</w:t>
-      </w:r>
-      <w:r>
-        <w:rPr>
-          <w:lang w:val="hi_IN" w:bidi="hi_IN"/>
-        </w:rPr>
-      </w:r>
-    </w:p>
-    <w:p>
-      <w:pPr/>
-      <w:r>
-        <w:rPr>
-          <w:lang w:val="hi_IN" w:bidi="hi_IN"/>
-        </w:rPr>
-      </w:r>
-      <w:r>
-        <w:rPr>
-          <w:i/>
-          <w:lang w:val="hi_IN" w:bidi="hi_IN"/>
-        </w:rPr>
-        <w:t>इस्राएल का पवित्र</w:t>
-      </w:r>
-      <w:r>
-        <w:rPr>
-          <w:lang w:val="hi_IN" w:bidi="hi_IN"/>
-        </w:rPr>
-        <w:t xml:space="preserve"> वाक्यांश यशायाह की </w:t>
-      </w:r>
-      <w:r>
-        <w:rPr>
-          <w:lang w:val="hi_IN" w:bidi="hi_IN"/>
-        </w:rPr>
-        <w:t xml:space="preserve">भविष्यद्वाणी </w:t>
-      </w:r>
-      <w:r>
-        <w:rPr>
-          <w:lang w:val="hi_IN" w:bidi="hi_IN"/>
-        </w:rPr>
-        <w:t>में लगभग 24 बार प्रकट होता है। यह पवित्र जन "राजा"</w:t>
-      </w:r>
-      <w:r>
-        <w:rPr>
-          <w:b/>
-          <w:lang w:val="hi_IN" w:bidi="hi_IN"/>
-        </w:rPr>
-        <w:t xml:space="preserve"> </w:t>
-      </w:r>
-      <w:r>
-        <w:rPr>
-          <w:lang w:val="hi_IN" w:bidi="hi_IN"/>
-        </w:rPr>
-        <w:t>हैं (</w:t>
+      <w:hyperlink r:id="rId24">
+        <w:r>
+          <w:rPr>
+            <w:lang w:val="hi_IN" w:bidi="hi_IN"/>
+          </w:rPr>
+          <w:rPr>
+            <w:color w:val="0000EE"/>
+            <w:u w:val="single"/>
+          </w:rPr>
+          <w:t>1 शमूएल 2:6–7</w:t>
+        </w:r>
+      </w:hyperlink>
+      <w:r>
+        <w:rPr>
+          <w:lang w:val="hi_IN" w:bidi="hi_IN"/>
+        </w:rPr>
+        <w:t xml:space="preserve">; </w:t>
       </w:r>
       <w:hyperlink r:id="rId25">
         <w:r>
@@ -731,14 +543,14 @@
             <w:color w:val="0000EE"/>
             <w:u w:val="single"/>
           </w:rPr>
-          <w:t>यशा 6:5</w:t>
+          <w:t>1 राजाओं 22:19–22</w:t>
         </w:r>
       </w:hyperlink>
       <w:r>
         <w:rPr>
           <w:lang w:val="hi_IN" w:bidi="hi_IN"/>
         </w:rPr>
-        <w:t>)। वह धर्मी और न्यायी परमेश्वर है, जिसके समान कोई नहीं है (</w:t>
+        <w:t xml:space="preserve">; </w:t>
       </w:r>
       <w:hyperlink r:id="rId26">
         <w:r>
@@ -749,7 +561,7 @@
             <w:color w:val="0000EE"/>
             <w:u w:val="single"/>
           </w:rPr>
-          <w:t>26:7</w:t>
+          <w:t>2 इतिहास 20:6</w:t>
         </w:r>
       </w:hyperlink>
       <w:r>
@@ -767,14 +579,14 @@
             <w:color w:val="0000EE"/>
             <w:u w:val="single"/>
           </w:rPr>
-          <w:t>40:25</w:t>
+          <w:t>अय्यूब 1:8–12</w:t>
         </w:r>
       </w:hyperlink>
       <w:r>
         <w:rPr>
           <w:lang w:val="hi_IN" w:bidi="hi_IN"/>
         </w:rPr>
-        <w:t>)। वे अपने लोगों के उद्धारकर्ता हैं (</w:t>
+        <w:t xml:space="preserve">; </w:t>
       </w:r>
       <w:hyperlink r:id="rId28">
         <w:r>
@@ -785,28 +597,14 @@
             <w:color w:val="0000EE"/>
             <w:u w:val="single"/>
           </w:rPr>
-          <w:t>41:14</w:t>
+          <w:t>2:2–6</w:t>
         </w:r>
       </w:hyperlink>
       <w:r>
         <w:rPr>
           <w:lang w:val="hi_IN" w:bidi="hi_IN"/>
         </w:rPr>
-        <w:t>)।</w:t>
-      </w:r>
-    </w:p>
-    <w:p>
-      <w:pPr/>
-      <w:r>
-        <w:rPr>
-          <w:lang w:val="hi_IN" w:bidi="hi_IN"/>
-        </w:rPr>
-      </w:r>
-      <w:r>
-        <w:rPr>
-          <w:lang w:val="hi_IN" w:bidi="hi_IN"/>
-        </w:rPr>
-        <w:t xml:space="preserve">जो कोई उस पवित्र जन के समीप आता है, उसे भय और आदर के साथ उसकी उपासना करनी चाहिए। पवित्र जन ने स्वयं को सिय्योन पर्वत से जोड़ा है। यह पवित्र है क्योंकि यह उनका प्रतीकात्मक निवासस्थान है (देखें </w:t>
+        <w:t xml:space="preserve">; </w:t>
       </w:r>
       <w:hyperlink r:id="rId29">
         <w:r>
@@ -817,7 +615,7 @@
             <w:color w:val="0000EE"/>
             <w:u w:val="single"/>
           </w:rPr>
-          <w:t>18:7</w:t>
+          <w:t>भजन संहिता 115:3</w:t>
         </w:r>
       </w:hyperlink>
       <w:r>
@@ -835,7 +633,7 @@
             <w:color w:val="0000EE"/>
             <w:u w:val="single"/>
           </w:rPr>
-          <w:t>24:23</w:t>
+          <w:t>135:6–14</w:t>
         </w:r>
       </w:hyperlink>
       <w:r>
@@ -853,7 +651,7 @@
             <w:color w:val="0000EE"/>
             <w:u w:val="single"/>
           </w:rPr>
-          <w:t>27:13</w:t>
+          <w:t>यशायाह 45:6–7</w:t>
         </w:r>
       </w:hyperlink>
       <w:r>
@@ -871,7 +669,7 @@
             <w:color w:val="0000EE"/>
             <w:u w:val="single"/>
           </w:rPr>
-          <w:t>56:7</w:t>
+          <w:t>विलापगीत 3:37–40</w:t>
         </w:r>
       </w:hyperlink>
       <w:r>
@@ -880,6 +678,24 @@
         </w:rPr>
         <w:t xml:space="preserve">; </w:t>
       </w:r>
+      <w:hyperlink r:id="rId18">
+        <w:r>
+          <w:rPr>
+            <w:lang w:val="hi_IN" w:bidi="hi_IN"/>
+          </w:rPr>
+          <w:rPr>
+            <w:color w:val="0000EE"/>
+            <w:u w:val="single"/>
+          </w:rPr>
+          <w:t>यहेजकेल 14:9–11</w:t>
+        </w:r>
+      </w:hyperlink>
+      <w:r>
+        <w:rPr>
+          <w:lang w:val="hi_IN" w:bidi="hi_IN"/>
+        </w:rPr>
+        <w:t xml:space="preserve">; </w:t>
+      </w:r>
       <w:hyperlink r:id="rId33">
         <w:r>
           <w:rPr>
@@ -889,28 +705,32 @@
             <w:color w:val="0000EE"/>
             <w:u w:val="single"/>
           </w:rPr>
-          <w:t>60:1–22</w:t>
+          <w:t>17:24</w:t>
         </w:r>
       </w:hyperlink>
       <w:r>
         <w:rPr>
           <w:lang w:val="hi_IN" w:bidi="hi_IN"/>
         </w:rPr>
-        <w:t>)।</w:t>
-      </w:r>
-    </w:p>
-    <w:p>
-      <w:pPr/>
-      <w:r>
-        <w:rPr>
-          <w:lang w:val="hi_IN" w:bidi="hi_IN"/>
-        </w:rPr>
-      </w:r>
-      <w:r>
-        <w:rPr>
-          <w:lang w:val="hi_IN" w:bidi="hi_IN"/>
-        </w:rPr>
-        <w:t xml:space="preserve">इस्राएल का पवित्र सारी सृष्टि से अलग हैं क्योंकि वे नैतिक रूप से परिपूर्ण सृष्टिकर्ता हैं। पापी लोग उनके साथ नहीं रह सकते (देखें </w:t>
+        <w:t xml:space="preserve">; </w:t>
+      </w:r>
+      <w:hyperlink r:id="rId21">
+        <w:r>
+          <w:rPr>
+            <w:lang w:val="hi_IN" w:bidi="hi_IN"/>
+          </w:rPr>
+          <w:rPr>
+            <w:color w:val="0000EE"/>
+            <w:u w:val="single"/>
+          </w:rPr>
+          <w:t>36:25–26</w:t>
+        </w:r>
+      </w:hyperlink>
+      <w:r>
+        <w:rPr>
+          <w:lang w:val="hi_IN" w:bidi="hi_IN"/>
+        </w:rPr>
+        <w:t xml:space="preserve">; </w:t>
       </w:r>
       <w:hyperlink r:id="rId34">
         <w:r>
@@ -921,14 +741,14 @@
             <w:color w:val="0000EE"/>
             <w:u w:val="single"/>
           </w:rPr>
-          <w:t>यशा 1:4</w:t>
+          <w:t>दानिय्येल 2:20–22</w:t>
         </w:r>
       </w:hyperlink>
       <w:r>
         <w:rPr>
           <w:lang w:val="hi_IN" w:bidi="hi_IN"/>
         </w:rPr>
-        <w:t xml:space="preserve">)। परमेश्वर की पवित्रता धार्मिक विधियों की शुद्धता और नैतिक पूर्णता की माँग करती है। परमेश्वर एक भस्म करने वाली आग के समान हैं, जो उन सभी बातों को नष्ट कर देती है जो उसकी पवित्र इच्छा से सम्बन्धित नहीं हैं (देखें </w:t>
+        <w:t xml:space="preserve">; </w:t>
       </w:r>
       <w:hyperlink r:id="rId35">
         <w:r>
@@ -939,28 +759,14 @@
             <w:color w:val="0000EE"/>
             <w:u w:val="single"/>
           </w:rPr>
-          <w:t>33:14</w:t>
+          <w:t>आमोस 3:6</w:t>
         </w:r>
       </w:hyperlink>
       <w:r>
         <w:rPr>
           <w:lang w:val="hi_IN" w:bidi="hi_IN"/>
         </w:rPr>
-        <w:t>)।</w:t>
-      </w:r>
-    </w:p>
-    <w:p>
-      <w:pPr/>
-      <w:r>
-        <w:rPr>
-          <w:lang w:val="hi_IN" w:bidi="hi_IN"/>
-        </w:rPr>
-      </w:r>
-      <w:r>
-        <w:rPr>
-          <w:lang w:val="hi_IN" w:bidi="hi_IN"/>
-        </w:rPr>
-        <w:t>फिर भी, इस्राएल का पवित्र अपने लिए लोगों का एक छोटा समूह सुरक्षित रखता है (</w:t>
+        <w:t xml:space="preserve">; </w:t>
       </w:r>
       <w:hyperlink r:id="rId36">
         <w:r>
@@ -971,7 +777,7 @@
             <w:color w:val="0000EE"/>
             <w:u w:val="single"/>
           </w:rPr>
-          <w:t>यशा 4:2–3</w:t>
+          <w:t>4:6–11</w:t>
         </w:r>
       </w:hyperlink>
       <w:r>
@@ -980,6 +786,24 @@
         </w:rPr>
         <w:t xml:space="preserve">; </w:t>
       </w:r>
+      <w:hyperlink r:id="rId20">
+        <w:r>
+          <w:rPr>
+            <w:lang w:val="hi_IN" w:bidi="hi_IN"/>
+          </w:rPr>
+          <w:rPr>
+            <w:color w:val="0000EE"/>
+            <w:u w:val="single"/>
+          </w:rPr>
+          <w:t>रोमियों 1:18–25</w:t>
+        </w:r>
+      </w:hyperlink>
+      <w:r>
+        <w:rPr>
+          <w:lang w:val="hi_IN" w:bidi="hi_IN"/>
+        </w:rPr>
+        <w:t xml:space="preserve">; </w:t>
+      </w:r>
       <w:hyperlink r:id="rId37">
         <w:r>
           <w:rPr>
@@ -989,14 +813,14 @@
             <w:color w:val="0000EE"/>
             <w:u w:val="single"/>
           </w:rPr>
-          <w:t>6:13</w:t>
+          <w:t>9:8–33</w:t>
         </w:r>
       </w:hyperlink>
       <w:r>
         <w:rPr>
           <w:lang w:val="hi_IN" w:bidi="hi_IN"/>
         </w:rPr>
-        <w:t xml:space="preserve">)। वह उन्हें आत्मिक रूप से शुद्ध करते हैं और अपनी छुड़ाई हुई प्रजा के साथ होने का वादा करते हैं ( देखें </w:t>
+        <w:t xml:space="preserve">; </w:t>
       </w:r>
       <w:hyperlink r:id="rId38">
         <w:r>
@@ -1007,7 +831,7 @@
             <w:color w:val="0000EE"/>
             <w:u w:val="single"/>
           </w:rPr>
-          <w:t>12:6</w:t>
+          <w:t>12:2</w:t>
         </w:r>
       </w:hyperlink>
       <w:r>
@@ -1025,7 +849,7 @@
             <w:color w:val="0000EE"/>
             <w:u w:val="single"/>
           </w:rPr>
-          <w:t>35:8–9</w:t>
+          <w:t>इफिसियों 4:20–24</w:t>
         </w:r>
       </w:hyperlink>
       <w:r>
@@ -1043,7 +867,7 @@
             <w:color w:val="0000EE"/>
             <w:u w:val="single"/>
           </w:rPr>
-          <w:t>62:12</w:t>
+          <w:t>2 थिस्सलुनीकियों 2:11–12</w:t>
         </w:r>
       </w:hyperlink>
       <w:r>
@@ -1061,37 +885,14 @@
             <w:color w:val="0000EE"/>
             <w:u w:val="single"/>
           </w:rPr>
-          <w:t>49:7</w:t>
+          <w:t>इब्रानियों 13:20–21</w:t>
         </w:r>
       </w:hyperlink>
       <w:r>
         <w:rPr>
           <w:lang w:val="hi_IN" w:bidi="hi_IN"/>
         </w:rPr>
-        <w:t>)। वे पापी और निर्बल मनुष्यों की सहायता करके अपनी पवित्र सामर्थ्य को प्रकट करते हैं। वह उन्हें उनके पाप के कारण हुई बँधुआई से बचाते हैं, और उनके लिए नई सृष्टि का द्वार खोलते हैं।</w:t>
-      </w:r>
-    </w:p>
-    <w:p>
-      <w:pPr/>
-      <w:r>
-        <w:rPr>
-          <w:lang w:val="hi_IN" w:bidi="hi_IN"/>
-        </w:rPr>
-      </w:r>
-      <w:r>
-        <w:rPr>
-          <w:u w:val="single"/>
-          <w:lang w:val="hi_IN" w:bidi="hi_IN"/>
-        </w:rPr>
-        <w:t>आगे के अध्ययन के लिए पद्द्यांश</w:t>
-      </w:r>
-    </w:p>
-    <w:p>
-      <w:pPr/>
-      <w:r>
-        <w:rPr>
-          <w:lang w:val="hi_IN" w:bidi="hi_IN"/>
-        </w:rPr>
+        <w:t xml:space="preserve">; </w:t>
       </w:r>
       <w:hyperlink r:id="rId42">
         <w:r>
@@ -1102,7 +903,7 @@
             <w:color w:val="0000EE"/>
             <w:u w:val="single"/>
           </w:rPr>
-          <w:t>भजन संहिता 71:22–23</w:t>
+          <w:t>याकूब 1:13–14</w:t>
         </w:r>
       </w:hyperlink>
       <w:r>
@@ -1120,2157 +921,7 @@
             <w:color w:val="0000EE"/>
             <w:u w:val="single"/>
           </w:rPr>
-          <w:t>78:41</w:t>
-        </w:r>
-      </w:hyperlink>
-      <w:r>
-        <w:rPr>
-          <w:lang w:val="hi_IN" w:bidi="hi_IN"/>
-        </w:rPr>
-        <w:t xml:space="preserve">; </w:t>
-      </w:r>
-      <w:hyperlink r:id="rId44">
-        <w:r>
-          <w:rPr>
-            <w:lang w:val="hi_IN" w:bidi="hi_IN"/>
-          </w:rPr>
-          <w:rPr>
-            <w:color w:val="0000EE"/>
-            <w:u w:val="single"/>
-          </w:rPr>
-          <w:t>नीतिवचन 9:10</w:t>
-        </w:r>
-      </w:hyperlink>
-      <w:r>
-        <w:rPr>
-          <w:lang w:val="hi_IN" w:bidi="hi_IN"/>
-        </w:rPr>
-        <w:t xml:space="preserve">; </w:t>
-      </w:r>
-      <w:hyperlink r:id="rId45">
-        <w:r>
-          <w:rPr>
-            <w:lang w:val="hi_IN" w:bidi="hi_IN"/>
-          </w:rPr>
-          <w:rPr>
-            <w:color w:val="0000EE"/>
-            <w:u w:val="single"/>
-          </w:rPr>
-          <w:t>यशायाह 6:1–5</w:t>
-        </w:r>
-      </w:hyperlink>
-      <w:r>
-        <w:rPr>
-          <w:lang w:val="hi_IN" w:bidi="hi_IN"/>
-        </w:rPr>
-        <w:t xml:space="preserve">; </w:t>
-      </w:r>
-      <w:hyperlink r:id="rId46">
-        <w:r>
-          <w:rPr>
-            <w:lang w:val="hi_IN" w:bidi="hi_IN"/>
-          </w:rPr>
-          <w:rPr>
-            <w:color w:val="0000EE"/>
-            <w:u w:val="single"/>
-          </w:rPr>
-          <w:t>10:17</w:t>
-        </w:r>
-      </w:hyperlink>
-      <w:r>
-        <w:rPr>
-          <w:lang w:val="hi_IN" w:bidi="hi_IN"/>
-        </w:rPr>
-        <w:t xml:space="preserve">, </w:t>
-      </w:r>
-      <w:hyperlink r:id="rId47">
-        <w:r>
-          <w:rPr>
-            <w:lang w:val="hi_IN" w:bidi="hi_IN"/>
-          </w:rPr>
-          <w:rPr>
-            <w:color w:val="0000EE"/>
-            <w:u w:val="single"/>
-          </w:rPr>
-          <w:t>20</w:t>
-        </w:r>
-      </w:hyperlink>
-      <w:r>
-        <w:rPr>
-          <w:lang w:val="hi_IN" w:bidi="hi_IN"/>
-        </w:rPr>
-        <w:t xml:space="preserve">; </w:t>
-      </w:r>
-      <w:hyperlink r:id="rId48">
-        <w:r>
-          <w:rPr>
-            <w:lang w:val="hi_IN" w:bidi="hi_IN"/>
-          </w:rPr>
-          <w:rPr>
-            <w:color w:val="0000EE"/>
-            <w:u w:val="single"/>
-          </w:rPr>
-          <w:t>17:7</w:t>
-        </w:r>
-      </w:hyperlink>
-      <w:r>
-        <w:rPr>
-          <w:lang w:val="hi_IN" w:bidi="hi_IN"/>
-        </w:rPr>
-        <w:t xml:space="preserve">; </w:t>
-      </w:r>
-      <w:hyperlink r:id="rId49">
-        <w:r>
-          <w:rPr>
-            <w:lang w:val="hi_IN" w:bidi="hi_IN"/>
-          </w:rPr>
-          <w:rPr>
-            <w:color w:val="0000EE"/>
-            <w:u w:val="single"/>
-          </w:rPr>
-          <w:t>29:17–24</w:t>
-        </w:r>
-      </w:hyperlink>
-      <w:r>
-        <w:rPr>
-          <w:lang w:val="hi_IN" w:bidi="hi_IN"/>
-        </w:rPr>
-        <w:t xml:space="preserve">; </w:t>
-      </w:r>
-      <w:hyperlink r:id="rId50">
-        <w:r>
-          <w:rPr>
-            <w:lang w:val="hi_IN" w:bidi="hi_IN"/>
-          </w:rPr>
-          <w:rPr>
-            <w:color w:val="0000EE"/>
-            <w:u w:val="single"/>
-          </w:rPr>
-          <w:t>30:15</w:t>
-        </w:r>
-      </w:hyperlink>
-      <w:r>
-        <w:rPr>
-          <w:lang w:val="hi_IN" w:bidi="hi_IN"/>
-        </w:rPr>
-        <w:t xml:space="preserve">; </w:t>
-      </w:r>
-      <w:hyperlink r:id="rId28">
-        <w:r>
-          <w:rPr>
-            <w:lang w:val="hi_IN" w:bidi="hi_IN"/>
-          </w:rPr>
-          <w:rPr>
-            <w:color w:val="0000EE"/>
-            <w:u w:val="single"/>
-          </w:rPr>
-          <w:t>41:14</w:t>
-        </w:r>
-      </w:hyperlink>
-      <w:r>
-        <w:rPr>
-          <w:lang w:val="hi_IN" w:bidi="hi_IN"/>
-        </w:rPr>
-        <w:t xml:space="preserve">, </w:t>
-      </w:r>
-      <w:hyperlink r:id="rId51">
-        <w:r>
-          <w:rPr>
-            <w:lang w:val="hi_IN" w:bidi="hi_IN"/>
-          </w:rPr>
-          <w:rPr>
-            <w:color w:val="0000EE"/>
-            <w:u w:val="single"/>
-          </w:rPr>
-          <w:t>17–20</w:t>
-        </w:r>
-      </w:hyperlink>
-      <w:r>
-        <w:rPr>
-          <w:lang w:val="hi_IN" w:bidi="hi_IN"/>
-        </w:rPr>
-        <w:t xml:space="preserve">; </w:t>
-      </w:r>
-      <w:hyperlink r:id="rId52">
-        <w:r>
-          <w:rPr>
-            <w:lang w:val="hi_IN" w:bidi="hi_IN"/>
-          </w:rPr>
-          <w:rPr>
-            <w:color w:val="0000EE"/>
-            <w:u w:val="single"/>
-          </w:rPr>
-          <w:t>43:1–4</w:t>
-        </w:r>
-      </w:hyperlink>
-      <w:r>
-        <w:rPr>
-          <w:lang w:val="hi_IN" w:bidi="hi_IN"/>
-        </w:rPr>
-        <w:t xml:space="preserve">, </w:t>
-      </w:r>
-      <w:hyperlink r:id="rId53">
-        <w:r>
-          <w:rPr>
-            <w:lang w:val="hi_IN" w:bidi="hi_IN"/>
-          </w:rPr>
-          <w:rPr>
-            <w:color w:val="0000EE"/>
-            <w:u w:val="single"/>
-          </w:rPr>
-          <w:t>10–21</w:t>
-        </w:r>
-      </w:hyperlink>
-      <w:r>
-        <w:rPr>
-          <w:lang w:val="hi_IN" w:bidi="hi_IN"/>
-        </w:rPr>
-        <w:t xml:space="preserve">; </w:t>
-      </w:r>
-      <w:hyperlink r:id="rId54">
-        <w:r>
-          <w:rPr>
-            <w:lang w:val="hi_IN" w:bidi="hi_IN"/>
-          </w:rPr>
-          <w:rPr>
-            <w:color w:val="0000EE"/>
-            <w:u w:val="single"/>
-          </w:rPr>
-          <w:t>48:17–18</w:t>
-        </w:r>
-      </w:hyperlink>
-      <w:r>
-        <w:rPr>
-          <w:lang w:val="hi_IN" w:bidi="hi_IN"/>
-        </w:rPr>
-        <w:t xml:space="preserve">; </w:t>
-      </w:r>
-      <w:hyperlink r:id="rId55">
-        <w:r>
-          <w:rPr>
-            <w:lang w:val="hi_IN" w:bidi="hi_IN"/>
-          </w:rPr>
-          <w:rPr>
-            <w:color w:val="0000EE"/>
-            <w:u w:val="single"/>
-          </w:rPr>
-          <w:t>54:4–5</w:t>
-        </w:r>
-      </w:hyperlink>
-      <w:r>
-        <w:rPr>
-          <w:lang w:val="hi_IN" w:bidi="hi_IN"/>
-        </w:rPr>
-        <w:t xml:space="preserve">; </w:t>
-      </w:r>
-      <w:hyperlink r:id="rId56">
-        <w:r>
-          <w:rPr>
-            <w:lang w:val="hi_IN" w:bidi="hi_IN"/>
-          </w:rPr>
-          <w:rPr>
-            <w:color w:val="0000EE"/>
-            <w:u w:val="single"/>
-          </w:rPr>
-          <w:t>55:5</w:t>
-        </w:r>
-      </w:hyperlink>
-      <w:r>
-        <w:rPr>
-          <w:lang w:val="hi_IN" w:bidi="hi_IN"/>
-        </w:rPr>
-        <w:t xml:space="preserve">; </w:t>
-      </w:r>
-      <w:hyperlink r:id="rId57">
-        <w:r>
-          <w:rPr>
-            <w:lang w:val="hi_IN" w:bidi="hi_IN"/>
-          </w:rPr>
-          <w:rPr>
-            <w:color w:val="0000EE"/>
-            <w:u w:val="single"/>
-          </w:rPr>
-          <w:t>57:15</w:t>
-        </w:r>
-      </w:hyperlink>
-      <w:r>
-        <w:rPr>
-          <w:lang w:val="hi_IN" w:bidi="hi_IN"/>
-        </w:rPr>
-        <w:t xml:space="preserve">; </w:t>
-      </w:r>
-      <w:hyperlink r:id="rId58">
-        <w:r>
-          <w:rPr>
-            <w:lang w:val="hi_IN" w:bidi="hi_IN"/>
-          </w:rPr>
-          <w:rPr>
-            <w:color w:val="0000EE"/>
-            <w:u w:val="single"/>
-          </w:rPr>
-          <w:t>यिर्मयाह 50:29</w:t>
-        </w:r>
-      </w:hyperlink>
-      <w:r>
-        <w:rPr>
-          <w:lang w:val="hi_IN" w:bidi="hi_IN"/>
-        </w:rPr>
-        <w:t xml:space="preserve">; </w:t>
-      </w:r>
-      <w:hyperlink r:id="rId59">
-        <w:r>
-          <w:rPr>
-            <w:lang w:val="hi_IN" w:bidi="hi_IN"/>
-          </w:rPr>
-          <w:rPr>
-            <w:color w:val="0000EE"/>
-            <w:u w:val="single"/>
-          </w:rPr>
-          <w:t>51:5</w:t>
-        </w:r>
-      </w:hyperlink>
-      <w:r>
-        <w:rPr>
-          <w:lang w:val="hi_IN" w:bidi="hi_IN"/>
-        </w:rPr>
-        <w:t xml:space="preserve">; </w:t>
-      </w:r>
-      <w:hyperlink r:id="rId60">
-        <w:r>
-          <w:rPr>
-            <w:lang w:val="hi_IN" w:bidi="hi_IN"/>
-          </w:rPr>
-          <w:rPr>
-            <w:color w:val="0000EE"/>
-            <w:u w:val="single"/>
-          </w:rPr>
-          <w:t>यहेजकेल 39:7–8</w:t>
-        </w:r>
-      </w:hyperlink>
-      <w:r>
-        <w:rPr>
-          <w:lang w:val="hi_IN" w:bidi="hi_IN"/>
-        </w:rPr>
-        <w:t xml:space="preserve">; </w:t>
-      </w:r>
-      <w:hyperlink r:id="rId61">
-        <w:r>
-          <w:rPr>
-            <w:lang w:val="hi_IN" w:bidi="hi_IN"/>
-          </w:rPr>
-          <w:rPr>
-            <w:color w:val="0000EE"/>
-            <w:u w:val="single"/>
-          </w:rPr>
-          <w:t>होशे 11:8–9</w:t>
-        </w:r>
-      </w:hyperlink>
-      <w:r>
-        <w:rPr>
-          <w:lang w:val="hi_IN" w:bidi="hi_IN"/>
-        </w:rPr>
-        <w:t xml:space="preserve">; </w:t>
-      </w:r>
-      <w:hyperlink r:id="rId62">
-        <w:r>
-          <w:rPr>
-            <w:lang w:val="hi_IN" w:bidi="hi_IN"/>
-          </w:rPr>
-          <w:rPr>
-            <w:color w:val="0000EE"/>
-            <w:u w:val="single"/>
-          </w:rPr>
-          <w:t>हबक्कूक 3:3–6</w:t>
-        </w:r>
-      </w:hyperlink>
-      <w:r>
-        <w:rPr>
-          <w:lang w:val="hi_IN" w:bidi="hi_IN"/>
-        </w:rPr>
-        <w:t xml:space="preserve">; </w:t>
-      </w:r>
-      <w:hyperlink r:id="rId63">
-        <w:r>
-          <w:rPr>
-            <w:lang w:val="hi_IN" w:bidi="hi_IN"/>
-          </w:rPr>
-          <w:rPr>
-            <w:color w:val="0000EE"/>
-            <w:u w:val="single"/>
-          </w:rPr>
-          <w:t>यूहन्ना 6:66–69</w:t>
-        </w:r>
-      </w:hyperlink>
-      <w:r>
-        <w:rPr>
-          <w:lang w:val="hi_IN" w:bidi="hi_IN"/>
-        </w:rPr>
-        <w:t xml:space="preserve">; </w:t>
-      </w:r>
-      <w:hyperlink r:id="rId64">
-        <w:r>
-          <w:rPr>
-            <w:lang w:val="hi_IN" w:bidi="hi_IN"/>
-          </w:rPr>
-          <w:rPr>
-            <w:color w:val="0000EE"/>
-            <w:u w:val="single"/>
-          </w:rPr>
-          <w:t>प्रेरितों के काम 2:27</w:t>
-        </w:r>
-      </w:hyperlink>
-      <w:r>
-        <w:rPr>
-          <w:lang w:val="hi_IN" w:bidi="hi_IN"/>
-        </w:rPr>
-        <w:t xml:space="preserve">; </w:t>
-      </w:r>
-      <w:hyperlink r:id="rId65">
-        <w:r>
-          <w:rPr>
-            <w:lang w:val="hi_IN" w:bidi="hi_IN"/>
-          </w:rPr>
-          <w:rPr>
-            <w:color w:val="0000EE"/>
-            <w:u w:val="single"/>
-          </w:rPr>
-          <w:t>13:35</w:t>
-        </w:r>
-      </w:hyperlink>
-      <w:r>
-        <w:rPr>
-          <w:lang w:val="hi_IN" w:bidi="hi_IN"/>
-        </w:rPr>
-        <w:t xml:space="preserve">; </w:t>
-      </w:r>
-      <w:hyperlink r:id="rId66">
-        <w:r>
-          <w:rPr>
-            <w:lang w:val="hi_IN" w:bidi="hi_IN"/>
-          </w:rPr>
-          <w:rPr>
-            <w:color w:val="0000EE"/>
-            <w:u w:val="single"/>
-          </w:rPr>
-          <w:t>प्रकाशितवाक्य 16:5–7</w:t>
-        </w:r>
-      </w:hyperlink>
-      <w:r>
-        <w:rPr>
-          <w:lang w:val="hi_IN" w:bidi="hi_IN"/>
-        </w:rPr>
-      </w:r>
-      <w:r>
-        <w:rPr>
-          <w:lang w:val="hi_IN" w:bidi="hi_IN"/>
-        </w:rPr>
-      </w:r>
-    </w:p>
-    <w:p>
-      <w:pPr/>
-      <w:r>
-        <w:rPr>
-          <w:lang w:val="hi_IN" w:bidi="hi_IN"/>
-        </w:rPr>
-      </w:r>
-    </w:p>
-    <w:p>
-      <w:pPr>
-        <w:pStyle w:val="Heading2"/>
-      </w:pPr>
-      <w:r>
-        <w:rPr>
-          <w:lang w:val="hi_IN" w:bidi="hi_IN"/>
-        </w:rPr>
-        <w:t>इस्राएल के राजाओं के साथ परमेश्वर की वाचा</w:t>
-      </w:r>
-      <w:r>
-        <w:rPr>
-          <w:lang w:val="hi_IN" w:bidi="hi_IN"/>
-        </w:rPr>
-      </w:r>
-    </w:p>
-    <w:p>
-      <w:pPr/>
-      <w:r>
-        <w:rPr>
-          <w:lang w:val="hi_IN" w:bidi="hi_IN"/>
-        </w:rPr>
-      </w:r>
-      <w:r>
-        <w:rPr>
-          <w:lang w:val="hi_IN" w:bidi="hi_IN"/>
-        </w:rPr>
-        <w:t>सुलैमान ने दाऊद के उत्तराधिकारी के रूप में अपनी भूमिका को समझा (</w:t>
-      </w:r>
-      <w:hyperlink r:id="rId67">
-        <w:r>
-          <w:rPr>
-            <w:lang w:val="hi_IN" w:bidi="hi_IN"/>
-          </w:rPr>
-          <w:rPr>
-            <w:color w:val="0000EE"/>
-            <w:u w:val="single"/>
-          </w:rPr>
-          <w:t>1 रा 3:7</w:t>
-        </w:r>
-      </w:hyperlink>
-      <w:r>
-        <w:rPr>
-          <w:lang w:val="hi_IN" w:bidi="hi_IN"/>
-        </w:rPr>
-        <w:t xml:space="preserve">)। </w:t>
-      </w:r>
-      <w:r>
-        <w:rPr>
-          <w:lang w:val="hi_IN" w:bidi="hi_IN"/>
-        </w:rPr>
-        <w:t>वृद्ध राजा दाऊद ने सुलैमान को यह सलाह दी कि वह मूसा के द्वारा दी गई परमेश्वर की सभी विधियों का पालन करे, ताकि</w:t>
-      </w:r>
-      <w:r>
-        <w:rPr>
-          <w:lang w:val="hi_IN" w:bidi="hi_IN"/>
-        </w:rPr>
-        <w:t xml:space="preserve"> "</w:t>
-      </w:r>
-      <w:r>
-        <w:rPr>
-          <w:lang w:val="hi_IN" w:bidi="hi_IN"/>
-        </w:rPr>
-        <w:t>जो कुछ तू करे और जहाँ कहीं तू जाए, उसमें तू सफल होए</w:t>
-      </w:r>
-      <w:r>
-        <w:rPr>
-          <w:lang w:val="hi_IN" w:bidi="hi_IN"/>
-        </w:rPr>
-        <w:t>" (</w:t>
-      </w:r>
-      <w:hyperlink r:id="rId68">
-        <w:r>
-          <w:rPr>
-            <w:lang w:val="hi_IN" w:bidi="hi_IN"/>
-          </w:rPr>
-          <w:rPr>
-            <w:color w:val="0000EE"/>
-            <w:u w:val="single"/>
-          </w:rPr>
-          <w:t>2:3</w:t>
-        </w:r>
-      </w:hyperlink>
-      <w:r>
-        <w:rPr>
-          <w:lang w:val="hi_IN" w:bidi="hi_IN"/>
-        </w:rPr>
-        <w:t>)। सुलैमान की विश्वासयोग्यता, परमेश्वर की दाऊद से की गई प्रतिज्ञाओं को पूरा करेगी (</w:t>
-      </w:r>
-      <w:hyperlink r:id="rId69">
-        <w:r>
-          <w:rPr>
-            <w:lang w:val="hi_IN" w:bidi="hi_IN"/>
-          </w:rPr>
-          <w:rPr>
-            <w:color w:val="0000EE"/>
-            <w:u w:val="single"/>
-          </w:rPr>
-          <w:t>1 रा 2:4</w:t>
-        </w:r>
-      </w:hyperlink>
-      <w:r>
-        <w:rPr>
-          <w:lang w:val="hi_IN" w:bidi="hi_IN"/>
-        </w:rPr>
-        <w:t xml:space="preserve">; देखें </w:t>
-      </w:r>
-      <w:hyperlink r:id="rId70">
-        <w:r>
-          <w:rPr>
-            <w:lang w:val="hi_IN" w:bidi="hi_IN"/>
-          </w:rPr>
-          <w:rPr>
-            <w:color w:val="0000EE"/>
-            <w:u w:val="single"/>
-          </w:rPr>
-          <w:t>2 शमू 7:5–16</w:t>
-        </w:r>
-      </w:hyperlink>
-      <w:r>
-        <w:rPr>
-          <w:lang w:val="hi_IN" w:bidi="hi_IN"/>
-        </w:rPr>
-        <w:t>)। अपने शासन के प्रारंभ में, उन्होंने समझ-बूझकर अपने पिता के प्रेम और परमेश्वर के प्रति विश्वासयोग्यता को प्रदर्शित किया (</w:t>
-      </w:r>
-      <w:hyperlink r:id="rId71">
-        <w:r>
-          <w:rPr>
-            <w:lang w:val="hi_IN" w:bidi="hi_IN"/>
-          </w:rPr>
-          <w:rPr>
-            <w:color w:val="0000EE"/>
-            <w:u w:val="single"/>
-          </w:rPr>
-          <w:t>1 रा 3:3</w:t>
-        </w:r>
-      </w:hyperlink>
-      <w:r>
-        <w:rPr>
-          <w:lang w:val="hi_IN" w:bidi="hi_IN"/>
-        </w:rPr>
-        <w:t>)। उन्होंने देखा कि परमेश्वर ने दाऊद से की गई अपनी प्रतिज्ञाओं को पूरा किया है (</w:t>
-      </w:r>
-      <w:hyperlink r:id="rId72">
-        <w:r>
-          <w:rPr>
-            <w:lang w:val="hi_IN" w:bidi="hi_IN"/>
-          </w:rPr>
-          <w:rPr>
-            <w:color w:val="0000EE"/>
-            <w:u w:val="single"/>
-          </w:rPr>
-          <w:t>8:23–26</w:t>
-        </w:r>
-      </w:hyperlink>
-      <w:r>
-        <w:rPr>
-          <w:lang w:val="hi_IN" w:bidi="hi_IN"/>
-        </w:rPr>
-        <w:t>)।</w:t>
-      </w:r>
-    </w:p>
-    <w:p>
-      <w:pPr/>
-      <w:r>
-        <w:rPr>
-          <w:lang w:val="hi_IN" w:bidi="hi_IN"/>
-        </w:rPr>
-      </w:r>
-      <w:r>
-        <w:rPr>
-          <w:lang w:val="hi_IN" w:bidi="hi_IN"/>
-        </w:rPr>
-        <w:t xml:space="preserve">सुलैमान के शासन के दौरान कई बार, परमेश्वर ने दाऊद के साथ अपनी वाचा (विशेष समझौता) के स्थायित्व </w:t>
-      </w:r>
-      <w:r>
-        <w:rPr>
-          <w:lang w:val="hi_IN" w:bidi="hi_IN"/>
-        </w:rPr>
-        <w:t>को प्रकट किया</w:t>
-      </w:r>
-      <w:r>
-        <w:rPr>
-          <w:lang w:val="hi_IN" w:bidi="hi_IN"/>
-        </w:rPr>
-        <w:t xml:space="preserve"> (</w:t>
-      </w:r>
-      <w:hyperlink r:id="rId73">
-        <w:r>
-          <w:rPr>
-            <w:lang w:val="hi_IN" w:bidi="hi_IN"/>
-          </w:rPr>
-          <w:rPr>
-            <w:color w:val="0000EE"/>
-            <w:u w:val="single"/>
-          </w:rPr>
-          <w:t>1 रा 3:14</w:t>
-        </w:r>
-      </w:hyperlink>
-      <w:r>
-        <w:rPr>
-          <w:lang w:val="hi_IN" w:bidi="hi_IN"/>
-        </w:rPr>
-        <w:t xml:space="preserve">; </w:t>
-      </w:r>
-      <w:hyperlink r:id="rId74">
-        <w:r>
-          <w:rPr>
-            <w:lang w:val="hi_IN" w:bidi="hi_IN"/>
-          </w:rPr>
-          <w:rPr>
-            <w:color w:val="0000EE"/>
-            <w:u w:val="single"/>
-          </w:rPr>
-          <w:t>9:4–5</w:t>
-        </w:r>
-      </w:hyperlink>
-      <w:r>
-        <w:rPr>
-          <w:lang w:val="hi_IN" w:bidi="hi_IN"/>
-        </w:rPr>
-        <w:t xml:space="preserve">; </w:t>
-      </w:r>
-      <w:hyperlink r:id="rId75">
-        <w:r>
-          <w:rPr>
-            <w:lang w:val="hi_IN" w:bidi="hi_IN"/>
-          </w:rPr>
-          <w:rPr>
-            <w:color w:val="0000EE"/>
-            <w:u w:val="single"/>
-          </w:rPr>
-          <w:t>11:38</w:t>
-        </w:r>
-      </w:hyperlink>
-      <w:r>
-        <w:rPr>
-          <w:lang w:val="hi_IN" w:bidi="hi_IN"/>
-        </w:rPr>
-        <w:t xml:space="preserve">)। </w:t>
-      </w:r>
-      <w:r>
-        <w:rPr>
-          <w:lang w:val="hi_IN" w:bidi="hi_IN"/>
-        </w:rPr>
-        <w:t xml:space="preserve">परमेश्वर ने सुलैमान और बाद के राजाओं का मूल्यांकन, उनकी उस वाचा के प्रति विश्वासयोग्यता के आधार पर किया, जिसकी तुलना दाऊद से की गई </w:t>
-      </w:r>
-      <w:r>
-        <w:rPr>
-          <w:lang w:val="hi_IN" w:bidi="hi_IN"/>
-        </w:rPr>
-        <w:t>(</w:t>
-      </w:r>
-      <w:hyperlink r:id="rId76">
-        <w:r>
-          <w:rPr>
-            <w:lang w:val="hi_IN" w:bidi="hi_IN"/>
-          </w:rPr>
-          <w:rPr>
-            <w:color w:val="0000EE"/>
-            <w:u w:val="single"/>
-          </w:rPr>
-          <w:t>11:12–13</w:t>
-        </w:r>
-      </w:hyperlink>
-      <w:r>
-        <w:rPr>
-          <w:lang w:val="hi_IN" w:bidi="hi_IN"/>
-        </w:rPr>
-        <w:t xml:space="preserve">; </w:t>
-      </w:r>
-      <w:hyperlink r:id="rId77">
-        <w:r>
-          <w:rPr>
-            <w:lang w:val="hi_IN" w:bidi="hi_IN"/>
-          </w:rPr>
-          <w:rPr>
-            <w:color w:val="0000EE"/>
-            <w:u w:val="single"/>
-          </w:rPr>
-          <w:t>14:8</w:t>
-        </w:r>
-      </w:hyperlink>
-      <w:r>
-        <w:rPr>
-          <w:lang w:val="hi_IN" w:bidi="hi_IN"/>
-        </w:rPr>
-        <w:t xml:space="preserve">; </w:t>
-      </w:r>
-      <w:hyperlink r:id="rId78">
-        <w:r>
-          <w:rPr>
-            <w:lang w:val="hi_IN" w:bidi="hi_IN"/>
-          </w:rPr>
-          <w:rPr>
-            <w:color w:val="0000EE"/>
-            <w:u w:val="single"/>
-          </w:rPr>
-          <w:t>15:3–5</w:t>
-        </w:r>
-      </w:hyperlink>
-      <w:r>
-        <w:rPr>
-          <w:lang w:val="hi_IN" w:bidi="hi_IN"/>
-        </w:rPr>
-        <w:t xml:space="preserve">, </w:t>
-      </w:r>
-      <w:hyperlink r:id="rId79">
-        <w:r>
-          <w:rPr>
-            <w:lang w:val="hi_IN" w:bidi="hi_IN"/>
-          </w:rPr>
-          <w:rPr>
-            <w:color w:val="0000EE"/>
-            <w:u w:val="single"/>
-          </w:rPr>
-          <w:t>11</w:t>
-        </w:r>
-      </w:hyperlink>
-      <w:r>
-        <w:rPr>
-          <w:lang w:val="hi_IN" w:bidi="hi_IN"/>
-        </w:rPr>
-        <w:t xml:space="preserve">)। </w:t>
-      </w:r>
-      <w:r>
-        <w:rPr>
-          <w:lang w:val="hi_IN" w:bidi="hi_IN"/>
-        </w:rPr>
-        <w:t>परमेश्वर की स्वीकृति और आशीष, या उनकी अप्रसन्नता और न्याय, इस बात पर निर्भर करती थी कि लोग उनकी व्यवस्था का पालन करते थे या</w:t>
-      </w:r>
-      <w:r>
-        <w:rPr>
-          <w:lang w:val="hi_IN" w:bidi="hi_IN"/>
-        </w:rPr>
-        <w:t xml:space="preserve"> उसका उल्लंघन करते थे (देखें </w:t>
-      </w:r>
-      <w:hyperlink r:id="rId80">
-        <w:r>
-          <w:rPr>
-            <w:lang w:val="hi_IN" w:bidi="hi_IN"/>
-          </w:rPr>
-          <w:rPr>
-            <w:color w:val="0000EE"/>
-            <w:u w:val="single"/>
-          </w:rPr>
-          <w:t>व्य.वि. 28</w:t>
-        </w:r>
-      </w:hyperlink>
-      <w:r>
-        <w:rPr>
-          <w:lang w:val="hi_IN" w:bidi="hi_IN"/>
-        </w:rPr>
-        <w:t>)।</w:t>
-      </w:r>
-    </w:p>
-    <w:p>
-      <w:pPr/>
-      <w:r>
-        <w:rPr>
-          <w:lang w:val="hi_IN" w:bidi="hi_IN"/>
-        </w:rPr>
-      </w:r>
-      <w:r>
-        <w:rPr>
-          <w:lang w:val="hi_IN" w:bidi="hi_IN"/>
-        </w:rPr>
-        <w:t>राजाओं के समय में, परमेश्वर ने इस्राएल के लोगों की निंदा की क्योंकि उन्होंने जानबूझकर प्रभु के लिखित नियमों और परमेश्वर के भविष्यद्वक्ताओं के वचन को अस्वीकार कर दिया था (</w:t>
-      </w:r>
-      <w:hyperlink r:id="rId81">
-        <w:r>
-          <w:rPr>
-            <w:lang w:val="hi_IN" w:bidi="hi_IN"/>
-          </w:rPr>
-          <w:rPr>
-            <w:color w:val="0000EE"/>
-            <w:u w:val="single"/>
-          </w:rPr>
-          <w:t>2 रा 17:13–17</w:t>
-        </w:r>
-      </w:hyperlink>
-      <w:r>
-        <w:rPr>
-          <w:lang w:val="hi_IN" w:bidi="hi_IN"/>
-        </w:rPr>
-        <w:t>)। परमेश्वर को अस्वीकार करने के कारण उन पर न्याय आया (</w:t>
-      </w:r>
-      <w:hyperlink r:id="rId82">
-        <w:r>
-          <w:rPr>
-            <w:lang w:val="hi_IN" w:bidi="hi_IN"/>
-          </w:rPr>
-          <w:rPr>
-            <w:color w:val="0000EE"/>
-            <w:u w:val="single"/>
-          </w:rPr>
-          <w:t>2 रा 17:18–23</w:t>
-        </w:r>
-      </w:hyperlink>
-      <w:r>
-        <w:rPr>
-          <w:lang w:val="hi_IN" w:bidi="hi_IN"/>
-        </w:rPr>
-        <w:t xml:space="preserve">; </w:t>
-      </w:r>
-      <w:hyperlink r:id="rId83">
-        <w:r>
-          <w:rPr>
-            <w:lang w:val="hi_IN" w:bidi="hi_IN"/>
-          </w:rPr>
-          <w:rPr>
-            <w:color w:val="0000EE"/>
-            <w:u w:val="single"/>
-          </w:rPr>
-          <w:t>21:11–15</w:t>
-        </w:r>
-      </w:hyperlink>
-      <w:r>
-        <w:rPr>
-          <w:lang w:val="hi_IN" w:bidi="hi_IN"/>
-        </w:rPr>
-        <w:t>)।</w:t>
-      </w:r>
-    </w:p>
-    <w:p>
-      <w:pPr/>
-      <w:r>
-        <w:rPr>
-          <w:lang w:val="hi_IN" w:bidi="hi_IN"/>
-        </w:rPr>
-      </w:r>
-      <w:r>
-        <w:rPr>
-          <w:lang w:val="hi_IN" w:bidi="hi_IN"/>
-        </w:rPr>
-        <w:t>इस्राएल के राजाओं के साथ परमेश्वर ने जैसा व्यवहार किया, वह आज यीशु के द्वारा परमेश्वर के साथ वाचा में चलने वाले लोगों के लिए एक उदाहरण है</w:t>
-      </w:r>
-      <w:r>
-        <w:rPr>
-          <w:lang w:val="hi_IN" w:bidi="hi_IN"/>
-        </w:rPr>
-        <w:t xml:space="preserve">। आज, परमेश्वर के लोगों को यीशु से प्रेम करना चाहिए और उनकी </w:t>
-      </w:r>
-      <w:r>
-        <w:rPr>
-          <w:lang w:val="hi_IN" w:bidi="hi_IN"/>
-        </w:rPr>
-        <w:t>आज्ञाओं</w:t>
-      </w:r>
-      <w:r>
-        <w:rPr>
-          <w:lang w:val="hi_IN" w:bidi="hi_IN"/>
-        </w:rPr>
-        <w:t xml:space="preserve"> का पालन करना चाहिए (</w:t>
-      </w:r>
-      <w:hyperlink r:id="rId84">
-        <w:r>
-          <w:rPr>
-            <w:lang w:val="hi_IN" w:bidi="hi_IN"/>
-          </w:rPr>
-          <w:rPr>
-            <w:color w:val="0000EE"/>
-            <w:u w:val="single"/>
-          </w:rPr>
-          <w:t>यूह 14:21</w:t>
-        </w:r>
-      </w:hyperlink>
-      <w:r>
-        <w:rPr>
-          <w:lang w:val="hi_IN" w:bidi="hi_IN"/>
-        </w:rPr>
-        <w:t xml:space="preserve">)। </w:t>
-      </w:r>
-      <w:r>
-        <w:rPr>
-          <w:lang w:val="hi_IN" w:bidi="hi_IN"/>
-        </w:rPr>
-        <w:t>उन्हें हर बात में विश्वासयोग्य बने रहना है</w:t>
-      </w:r>
-      <w:r>
-        <w:rPr>
-          <w:lang w:val="hi_IN" w:bidi="hi_IN"/>
-        </w:rPr>
-        <w:t xml:space="preserve"> (</w:t>
-      </w:r>
-      <w:hyperlink r:id="rId85">
-        <w:r>
-          <w:rPr>
-            <w:lang w:val="hi_IN" w:bidi="hi_IN"/>
-          </w:rPr>
-          <w:rPr>
-            <w:color w:val="0000EE"/>
-            <w:u w:val="single"/>
-          </w:rPr>
-          <w:t>मत्ती 25:21</w:t>
-        </w:r>
-      </w:hyperlink>
-      <w:r>
-        <w:rPr>
-          <w:lang w:val="hi_IN" w:bidi="hi_IN"/>
-        </w:rPr>
-        <w:t xml:space="preserve">; </w:t>
-      </w:r>
-      <w:hyperlink r:id="rId86">
-        <w:r>
-          <w:rPr>
-            <w:lang w:val="hi_IN" w:bidi="hi_IN"/>
-          </w:rPr>
-          <w:rPr>
-            <w:color w:val="0000EE"/>
-            <w:u w:val="single"/>
-          </w:rPr>
-          <w:t>लूका 16:10–12</w:t>
-        </w:r>
-      </w:hyperlink>
-      <w:r>
-        <w:rPr>
-          <w:lang w:val="hi_IN" w:bidi="hi_IN"/>
-        </w:rPr>
-        <w:t xml:space="preserve">; </w:t>
-      </w:r>
-      <w:hyperlink r:id="rId87">
-        <w:r>
-          <w:rPr>
-            <w:lang w:val="hi_IN" w:bidi="hi_IN"/>
-          </w:rPr>
-          <w:rPr>
-            <w:color w:val="0000EE"/>
-            <w:u w:val="single"/>
-          </w:rPr>
-          <w:t>2 तीमु 3:14</w:t>
-        </w:r>
-      </w:hyperlink>
-      <w:r>
-        <w:rPr>
-          <w:lang w:val="hi_IN" w:bidi="hi_IN"/>
-        </w:rPr>
-        <w:t xml:space="preserve">; </w:t>
-      </w:r>
-      <w:hyperlink r:id="rId88">
-        <w:r>
-          <w:rPr>
-            <w:lang w:val="hi_IN" w:bidi="hi_IN"/>
-          </w:rPr>
-          <w:rPr>
-            <w:color w:val="0000EE"/>
-            <w:u w:val="single"/>
-          </w:rPr>
-          <w:t>4:7</w:t>
-        </w:r>
-      </w:hyperlink>
-      <w:r>
-        <w:rPr>
-          <w:lang w:val="hi_IN" w:bidi="hi_IN"/>
-        </w:rPr>
-        <w:t xml:space="preserve">)। जो लोग दाऊद के समान विश्वासयोग्य बने रहते हैं, वे परमेश्वर द्वारा सराहे जाएँगे (देखें </w:t>
-      </w:r>
-      <w:hyperlink r:id="rId89">
-        <w:r>
-          <w:rPr>
-            <w:lang w:val="hi_IN" w:bidi="hi_IN"/>
-          </w:rPr>
-          <w:rPr>
-            <w:color w:val="0000EE"/>
-            <w:u w:val="single"/>
-          </w:rPr>
-          <w:t>प्रेरि 13:22</w:t>
-        </w:r>
-      </w:hyperlink>
-      <w:r>
-        <w:rPr>
-          <w:lang w:val="hi_IN" w:bidi="hi_IN"/>
-        </w:rPr>
-        <w:t xml:space="preserve">)। </w:t>
-      </w:r>
-      <w:r>
-        <w:rPr>
-          <w:lang w:val="hi_IN" w:bidi="hi_IN"/>
-        </w:rPr>
-        <w:t xml:space="preserve">जो लोग यीशु नाम का अंगीकार करते हैं, जो कि दाऊद की सन्तान हैं और परमेश्वर तथा उनके वचन के प्रति समर्पित हैं, वे </w:t>
-      </w:r>
-      <w:r>
-        <w:rPr>
-          <w:lang w:val="hi_IN" w:bidi="hi_IN"/>
-        </w:rPr>
-        <w:t xml:space="preserve">परमेश्वर के लिए </w:t>
-      </w:r>
-      <w:r>
-        <w:rPr>
-          <w:lang w:val="hi_IN" w:bidi="hi_IN"/>
-        </w:rPr>
-        <w:t>पवित्र और भावता हुआ जीवन जीने का प्रयास करेंगे</w:t>
-      </w:r>
-      <w:r>
-        <w:rPr>
-          <w:lang w:val="hi_IN" w:bidi="hi_IN"/>
-        </w:rPr>
-        <w:t xml:space="preserve"> (</w:t>
-      </w:r>
-      <w:hyperlink r:id="rId90">
-        <w:r>
-          <w:rPr>
-            <w:lang w:val="hi_IN" w:bidi="hi_IN"/>
-          </w:rPr>
-          <w:rPr>
-            <w:color w:val="0000EE"/>
-            <w:u w:val="single"/>
-          </w:rPr>
-          <w:t>प्रेरि 13:32–37</w:t>
-        </w:r>
-      </w:hyperlink>
-      <w:r>
-        <w:rPr>
-          <w:lang w:val="hi_IN" w:bidi="hi_IN"/>
-        </w:rPr>
-        <w:t xml:space="preserve">; </w:t>
-      </w:r>
-      <w:hyperlink r:id="rId91">
-        <w:r>
-          <w:rPr>
-            <w:lang w:val="hi_IN" w:bidi="hi_IN"/>
-          </w:rPr>
-          <w:rPr>
-            <w:color w:val="0000EE"/>
-            <w:u w:val="single"/>
-          </w:rPr>
-          <w:t>इब्रा 13:20–21</w:t>
-        </w:r>
-      </w:hyperlink>
-      <w:r>
-        <w:rPr>
-          <w:lang w:val="hi_IN" w:bidi="hi_IN"/>
-        </w:rPr>
-        <w:t>)। वे जानते हैं कि उन्हें परमेश्वर से कई अच्छे उपहार प्राप्त होंगे जो अनंत काल तक बने रहेंगे (</w:t>
-      </w:r>
-      <w:hyperlink r:id="rId92">
-        <w:r>
-          <w:rPr>
-            <w:lang w:val="hi_IN" w:bidi="hi_IN"/>
-          </w:rPr>
-          <w:rPr>
-            <w:color w:val="0000EE"/>
-            <w:u w:val="single"/>
-          </w:rPr>
-          <w:t>2 तीमु 4:8</w:t>
-        </w:r>
-      </w:hyperlink>
-      <w:r>
-        <w:rPr>
-          <w:lang w:val="hi_IN" w:bidi="hi_IN"/>
-        </w:rPr>
-        <w:t xml:space="preserve">; </w:t>
-      </w:r>
-      <w:hyperlink r:id="rId93">
-        <w:r>
-          <w:rPr>
-            <w:lang w:val="hi_IN" w:bidi="hi_IN"/>
-          </w:rPr>
-          <w:rPr>
-            <w:color w:val="0000EE"/>
-            <w:u w:val="single"/>
-          </w:rPr>
-          <w:t>प्रका 2:10</w:t>
-        </w:r>
-      </w:hyperlink>
-      <w:r>
-        <w:rPr>
-          <w:lang w:val="hi_IN" w:bidi="hi_IN"/>
-        </w:rPr>
-        <w:t xml:space="preserve">; तुलना करें </w:t>
-      </w:r>
-      <w:hyperlink r:id="rId94">
-        <w:r>
-          <w:rPr>
-            <w:lang w:val="hi_IN" w:bidi="hi_IN"/>
-          </w:rPr>
-          <w:rPr>
-            <w:color w:val="0000EE"/>
-            <w:u w:val="single"/>
-          </w:rPr>
-          <w:t>गला 5:19–21</w:t>
-        </w:r>
-      </w:hyperlink>
-      <w:r>
-        <w:rPr>
-          <w:lang w:val="hi_IN" w:bidi="hi_IN"/>
-        </w:rPr>
-        <w:t>)।</w:t>
-      </w:r>
-    </w:p>
-    <w:p>
-      <w:pPr/>
-      <w:r>
-        <w:rPr>
-          <w:lang w:val="hi_IN" w:bidi="hi_IN"/>
-        </w:rPr>
-      </w:r>
-      <w:r>
-        <w:rPr>
-          <w:u w:val="single"/>
-          <w:lang w:val="hi_IN" w:bidi="hi_IN"/>
-        </w:rPr>
-        <w:t>अधिक अध्ययन के लिए अंश</w:t>
-      </w:r>
-    </w:p>
-    <w:p>
-      <w:pPr/>
-      <w:r>
-        <w:rPr>
-          <w:lang w:val="hi_IN" w:bidi="hi_IN"/>
-        </w:rPr>
-      </w:r>
-      <w:hyperlink r:id="rId95">
-        <w:r>
-          <w:rPr>
-            <w:lang w:val="hi_IN" w:bidi="hi_IN"/>
-          </w:rPr>
-          <w:rPr>
-            <w:color w:val="0000EE"/>
-            <w:u w:val="single"/>
-          </w:rPr>
-          <w:t>2 शमूएल 7:5–17</w:t>
-        </w:r>
-      </w:hyperlink>
-      <w:r>
-        <w:rPr>
-          <w:lang w:val="hi_IN" w:bidi="hi_IN"/>
-        </w:rPr>
-        <w:t xml:space="preserve">; </w:t>
-      </w:r>
-      <w:hyperlink r:id="rId96">
-        <w:r>
-          <w:rPr>
-            <w:lang w:val="hi_IN" w:bidi="hi_IN"/>
-          </w:rPr>
-          <w:rPr>
-            <w:color w:val="0000EE"/>
-            <w:u w:val="single"/>
-          </w:rPr>
-          <w:t>1 राजाओं 2:2–4</w:t>
-        </w:r>
-      </w:hyperlink>
-      <w:r>
-        <w:rPr>
-          <w:lang w:val="hi_IN" w:bidi="hi_IN"/>
-        </w:rPr>
-        <w:t xml:space="preserve">; </w:t>
-      </w:r>
-      <w:hyperlink r:id="rId97">
-        <w:r>
-          <w:rPr>
-            <w:lang w:val="hi_IN" w:bidi="hi_IN"/>
-          </w:rPr>
-          <w:rPr>
-            <w:color w:val="0000EE"/>
-            <w:u w:val="single"/>
-          </w:rPr>
-          <w:t>3:3–15</w:t>
-        </w:r>
-      </w:hyperlink>
-      <w:r>
-        <w:rPr>
-          <w:lang w:val="hi_IN" w:bidi="hi_IN"/>
-        </w:rPr>
-        <w:t xml:space="preserve">; </w:t>
-      </w:r>
-      <w:hyperlink r:id="rId98">
-        <w:r>
-          <w:rPr>
-            <w:lang w:val="hi_IN" w:bidi="hi_IN"/>
-          </w:rPr>
-          <w:rPr>
-            <w:color w:val="0000EE"/>
-            <w:u w:val="single"/>
-          </w:rPr>
-          <w:t>8:22–26</w:t>
-        </w:r>
-      </w:hyperlink>
-      <w:r>
-        <w:rPr>
-          <w:lang w:val="hi_IN" w:bidi="hi_IN"/>
-        </w:rPr>
-        <w:t xml:space="preserve">; </w:t>
-      </w:r>
-      <w:hyperlink r:id="rId99">
-        <w:r>
-          <w:rPr>
-            <w:lang w:val="hi_IN" w:bidi="hi_IN"/>
-          </w:rPr>
-          <w:rPr>
-            <w:color w:val="0000EE"/>
-            <w:u w:val="single"/>
-          </w:rPr>
-          <w:t>9:1–9</w:t>
-        </w:r>
-      </w:hyperlink>
-      <w:r>
-        <w:rPr>
-          <w:lang w:val="hi_IN" w:bidi="hi_IN"/>
-        </w:rPr>
-        <w:t xml:space="preserve">; </w:t>
-      </w:r>
-      <w:hyperlink r:id="rId100">
-        <w:r>
-          <w:rPr>
-            <w:lang w:val="hi_IN" w:bidi="hi_IN"/>
-          </w:rPr>
-          <w:rPr>
-            <w:color w:val="0000EE"/>
-            <w:u w:val="single"/>
-          </w:rPr>
-          <w:t>11:1–13</w:t>
-        </w:r>
-      </w:hyperlink>
-      <w:r>
-        <w:rPr>
-          <w:lang w:val="hi_IN" w:bidi="hi_IN"/>
-        </w:rPr>
-        <w:t xml:space="preserve">, </w:t>
-      </w:r>
-      <w:hyperlink r:id="rId101">
-        <w:r>
-          <w:rPr>
-            <w:lang w:val="hi_IN" w:bidi="hi_IN"/>
-          </w:rPr>
-          <w:rPr>
-            <w:color w:val="0000EE"/>
-            <w:u w:val="single"/>
-          </w:rPr>
-          <w:t>29–39</w:t>
-        </w:r>
-      </w:hyperlink>
-      <w:r>
-        <w:rPr>
-          <w:lang w:val="hi_IN" w:bidi="hi_IN"/>
-        </w:rPr>
-        <w:t xml:space="preserve">; </w:t>
-      </w:r>
-      <w:hyperlink r:id="rId102">
-        <w:r>
-          <w:rPr>
-            <w:lang w:val="hi_IN" w:bidi="hi_IN"/>
-          </w:rPr>
-          <w:rPr>
-            <w:color w:val="0000EE"/>
-            <w:u w:val="single"/>
-          </w:rPr>
-          <w:t>14:7–16</w:t>
-        </w:r>
-      </w:hyperlink>
-      <w:r>
-        <w:rPr>
-          <w:lang w:val="hi_IN" w:bidi="hi_IN"/>
-        </w:rPr>
-        <w:t xml:space="preserve">; </w:t>
-      </w:r>
-      <w:hyperlink r:id="rId103">
-        <w:r>
-          <w:rPr>
-            <w:lang w:val="hi_IN" w:bidi="hi_IN"/>
-          </w:rPr>
-          <w:rPr>
-            <w:color w:val="0000EE"/>
-            <w:u w:val="single"/>
-          </w:rPr>
-          <w:t>15:1–5</w:t>
-        </w:r>
-      </w:hyperlink>
-      <w:r>
-        <w:rPr>
-          <w:lang w:val="hi_IN" w:bidi="hi_IN"/>
-        </w:rPr>
-        <w:t xml:space="preserve">, </w:t>
-      </w:r>
-      <w:hyperlink r:id="rId79">
-        <w:r>
-          <w:rPr>
-            <w:lang w:val="hi_IN" w:bidi="hi_IN"/>
-          </w:rPr>
-          <w:rPr>
-            <w:color w:val="0000EE"/>
-            <w:u w:val="single"/>
-          </w:rPr>
-          <w:t>11</w:t>
-        </w:r>
-      </w:hyperlink>
-      <w:r>
-        <w:rPr>
-          <w:lang w:val="hi_IN" w:bidi="hi_IN"/>
-        </w:rPr>
-        <w:t xml:space="preserve">; </w:t>
-      </w:r>
-      <w:hyperlink r:id="rId104">
-        <w:r>
-          <w:rPr>
-            <w:lang w:val="hi_IN" w:bidi="hi_IN"/>
-          </w:rPr>
-          <w:rPr>
-            <w:color w:val="0000EE"/>
-            <w:u w:val="single"/>
-          </w:rPr>
-          <w:t>2 राजाओं 17:13–23</w:t>
-        </w:r>
-      </w:hyperlink>
-      <w:r>
-        <w:rPr>
-          <w:lang w:val="hi_IN" w:bidi="hi_IN"/>
-        </w:rPr>
-        <w:t xml:space="preserve">; </w:t>
-      </w:r>
-      <w:hyperlink r:id="rId83">
-        <w:r>
-          <w:rPr>
-            <w:lang w:val="hi_IN" w:bidi="hi_IN"/>
-          </w:rPr>
-          <w:rPr>
-            <w:color w:val="0000EE"/>
-            <w:u w:val="single"/>
-          </w:rPr>
-          <w:t>21:11–15</w:t>
-        </w:r>
-      </w:hyperlink>
-      <w:r>
-        <w:rPr>
-          <w:lang w:val="hi_IN" w:bidi="hi_IN"/>
-        </w:rPr>
-        <w:t xml:space="preserve">; </w:t>
-      </w:r>
-      <w:hyperlink r:id="rId105">
-        <w:r>
-          <w:rPr>
-            <w:lang w:val="hi_IN" w:bidi="hi_IN"/>
-          </w:rPr>
-          <w:rPr>
-            <w:color w:val="0000EE"/>
-            <w:u w:val="single"/>
-          </w:rPr>
-          <w:t>प्रेरितों के काम 13:21–23</w:t>
-        </w:r>
-      </w:hyperlink>
-      <w:r>
-        <w:rPr>
-          <w:lang w:val="hi_IN" w:bidi="hi_IN"/>
-        </w:rPr>
-      </w:r>
-      <w:r>
-        <w:rPr>
-          <w:lang w:val="hi_IN" w:bidi="hi_IN"/>
-        </w:rPr>
-      </w:r>
-    </w:p>
-    <w:p>
-      <w:pPr/>
-      <w:r>
-        <w:rPr>
-          <w:lang w:val="hi_IN" w:bidi="hi_IN"/>
-        </w:rPr>
-      </w:r>
-    </w:p>
-    <w:p>
-      <w:pPr>
-        <w:pStyle w:val="Heading2"/>
-      </w:pPr>
-      <w:r>
-        <w:rPr>
-          <w:lang w:val="hi_IN" w:bidi="hi_IN"/>
-        </w:rPr>
-        <w:t>इस्राएल के लिए परमेश्वर का प्रेम</w:t>
-      </w:r>
-      <w:r>
-        <w:rPr>
-          <w:lang w:val="hi_IN" w:bidi="hi_IN"/>
-        </w:rPr>
-      </w:r>
-    </w:p>
-    <w:p>
-      <w:pPr/>
-      <w:r>
-        <w:rPr>
-          <w:lang w:val="hi_IN" w:bidi="hi_IN"/>
-        </w:rPr>
-      </w:r>
-      <w:r>
-        <w:rPr>
-          <w:lang w:val="hi_IN" w:bidi="hi_IN"/>
-        </w:rPr>
-        <w:t>भविष्यद्वक्ता मलाकी इस्राएल के लोगों से अपना संदेश इस प्रकार शुरू करते हैं, "</w:t>
-      </w:r>
-      <w:r>
-        <w:rPr>
-          <w:lang w:val="hi_IN" w:bidi="hi_IN"/>
-        </w:rPr>
-        <w:t>यहोवा यह कहता है,“</w:t>
-      </w:r>
-      <w:r>
-        <w:rPr>
-          <w:lang w:val="hi_IN" w:bidi="hi_IN"/>
-        </w:rPr>
-        <w:t>मैंने तुम से प्रेम किया है" (</w:t>
-      </w:r>
-      <w:hyperlink r:id="rId106">
-        <w:r>
-          <w:rPr>
-            <w:lang w:val="hi_IN" w:bidi="hi_IN"/>
-          </w:rPr>
-          <w:rPr>
-            <w:color w:val="0000EE"/>
-            <w:u w:val="single"/>
-          </w:rPr>
-          <w:t>मला 1:2</w:t>
-        </w:r>
-      </w:hyperlink>
-      <w:r>
-        <w:rPr>
-          <w:lang w:val="hi_IN" w:bidi="hi_IN"/>
-        </w:rPr>
-        <w:t>)। इस्राएल के प्रति परमेश्वर का प्रेम पूरे पुराने नियम में स्पष्ट है। मलाकी लोगों से कहते हैं कि परमेश्वर के प्रेम और सामर्थ को देखने के लिए इतिहास को देखें। यह उनकी पुस्तक को बाइबल की उद्धार की महान कहानी से जोड़ता है।</w:t>
-      </w:r>
-    </w:p>
-    <w:p>
-      <w:pPr/>
-      <w:r>
-        <w:rPr>
-          <w:lang w:val="hi_IN" w:bidi="hi_IN"/>
-        </w:rPr>
-      </w:r>
-      <w:r>
-        <w:rPr>
-          <w:lang w:val="hi_IN" w:bidi="hi_IN"/>
-        </w:rPr>
-        <w:t>उदाहरण के लिए, भजन 78 का लेखक, भविष्य की पीढ़ियों के लिए परमेश्वर के महान कार्यों की घोषणा करता है, ताकि प्रत्येक व्यक्ति "</w:t>
-      </w:r>
-      <w:r>
-        <w:rPr>
-          <w:lang w:val="hi_IN" w:bidi="hi_IN"/>
-        </w:rPr>
-        <w:t>परमेश्वर का भरोसा रखें</w:t>
-      </w:r>
-      <w:r>
-        <w:rPr>
-          <w:lang w:val="hi_IN" w:bidi="hi_IN"/>
-        </w:rPr>
-        <w:t xml:space="preserve">… </w:t>
-      </w:r>
-      <w:r>
-        <w:rPr>
-          <w:lang w:val="hi_IN" w:bidi="hi_IN"/>
-        </w:rPr>
-        <w:t>उसकी आज्ञाओं का पालन करते रहें</w:t>
-      </w:r>
-      <w:r>
-        <w:rPr>
-          <w:lang w:val="hi_IN" w:bidi="hi_IN"/>
-        </w:rPr>
-        <w:t>" (</w:t>
-      </w:r>
-      <w:hyperlink r:id="rId107">
-        <w:r>
-          <w:rPr>
-            <w:lang w:val="hi_IN" w:bidi="hi_IN"/>
-          </w:rPr>
-          <w:rPr>
-            <w:color w:val="0000EE"/>
-            <w:u w:val="single"/>
-          </w:rPr>
-          <w:t>भज 78:2–4</w:t>
-        </w:r>
-      </w:hyperlink>
-      <w:r>
-        <w:rPr>
-          <w:lang w:val="hi_IN" w:bidi="hi_IN"/>
-        </w:rPr>
-        <w:t xml:space="preserve">, </w:t>
-      </w:r>
-      <w:hyperlink r:id="rId108">
-        <w:r>
-          <w:rPr>
-            <w:lang w:val="hi_IN" w:bidi="hi_IN"/>
-          </w:rPr>
-          <w:rPr>
-            <w:color w:val="0000EE"/>
-            <w:u w:val="single"/>
-          </w:rPr>
-          <w:t>7</w:t>
-        </w:r>
-      </w:hyperlink>
-      <w:r>
-        <w:rPr>
-          <w:lang w:val="hi_IN" w:bidi="hi_IN"/>
-        </w:rPr>
-        <w:t xml:space="preserve">)। </w:t>
-      </w:r>
-      <w:r>
-        <w:rPr>
-          <w:lang w:val="hi_IN" w:bidi="hi_IN"/>
-        </w:rPr>
-        <w:t>पुराने नियम के इतिहास में मिस्र से निर्गमन एक महत्वपूर्ण घटना है</w:t>
-      </w:r>
-      <w:r>
-        <w:rPr>
-          <w:lang w:val="hi_IN" w:bidi="hi_IN"/>
-        </w:rPr>
-        <w:t xml:space="preserve"> (देखें </w:t>
-      </w:r>
-      <w:hyperlink r:id="rId109">
-        <w:r>
-          <w:rPr>
-            <w:lang w:val="hi_IN" w:bidi="hi_IN"/>
-          </w:rPr>
-          <w:rPr>
-            <w:color w:val="0000EE"/>
-            <w:u w:val="single"/>
-          </w:rPr>
-          <w:t>भज 78:12–13</w:t>
-        </w:r>
-      </w:hyperlink>
-      <w:r>
-        <w:rPr>
-          <w:lang w:val="hi_IN" w:bidi="hi_IN"/>
-        </w:rPr>
-        <w:t xml:space="preserve">; </w:t>
-      </w:r>
-      <w:hyperlink r:id="rId110">
-        <w:r>
-          <w:rPr>
-            <w:lang w:val="hi_IN" w:bidi="hi_IN"/>
-          </w:rPr>
-          <w:rPr>
-            <w:color w:val="0000EE"/>
-            <w:u w:val="single"/>
-          </w:rPr>
-          <w:t>105:26–38</w:t>
-        </w:r>
-      </w:hyperlink>
-      <w:r>
-        <w:rPr>
-          <w:lang w:val="hi_IN" w:bidi="hi_IN"/>
-        </w:rPr>
-        <w:t xml:space="preserve">; </w:t>
-      </w:r>
-      <w:hyperlink r:id="rId111">
-        <w:r>
-          <w:rPr>
-            <w:lang w:val="hi_IN" w:bidi="hi_IN"/>
-          </w:rPr>
-          <w:rPr>
-            <w:color w:val="0000EE"/>
-            <w:u w:val="single"/>
-          </w:rPr>
-          <w:t>106:7–12</w:t>
-        </w:r>
-      </w:hyperlink>
-      <w:r>
-        <w:rPr>
-          <w:lang w:val="hi_IN" w:bidi="hi_IN"/>
-        </w:rPr>
-        <w:t xml:space="preserve">)। यह वह समय था जब परमेश्वर ने इस्राएलियों को मिस्र में दासत्व से मुक्त किया और उन्हें देश से बाहर निकाला। </w:t>
-      </w:r>
-      <w:r>
-        <w:rPr>
-          <w:lang w:val="hi_IN" w:bidi="hi_IN"/>
-        </w:rPr>
-        <w:t>इस्राएलियों ने हर साल फसह के पर्व के दौरान इस घटना को स्मरण किया</w:t>
-      </w:r>
-      <w:r>
-        <w:rPr>
-          <w:lang w:val="hi_IN" w:bidi="hi_IN"/>
-        </w:rPr>
-        <w:t xml:space="preserve">। </w:t>
-      </w:r>
-      <w:r>
-        <w:rPr>
-          <w:lang w:val="hi_IN" w:bidi="hi_IN"/>
-        </w:rPr>
-        <w:t>उन्होंने परमेश्वर के पराक्रमी कार्यों के बारे में अगली पीढ़ी को सिखाने के लिए औपचारिक शिक्षा (धार्मिक या मौलिक शिक्षा)</w:t>
-      </w:r>
-      <w:r>
-        <w:rPr>
-          <w:lang w:val="hi_IN" w:bidi="hi_IN"/>
-        </w:rPr>
-        <w:t xml:space="preserve"> का उपयोग किया (</w:t>
-      </w:r>
-      <w:hyperlink r:id="rId112">
-        <w:r>
-          <w:rPr>
-            <w:lang w:val="hi_IN" w:bidi="hi_IN"/>
-          </w:rPr>
-          <w:rPr>
-            <w:color w:val="0000EE"/>
-            <w:u w:val="single"/>
-          </w:rPr>
-          <w:t>निर्ग 12–13</w:t>
-        </w:r>
-      </w:hyperlink>
-      <w:r>
-        <w:rPr>
-          <w:lang w:val="hi_IN" w:bidi="hi_IN"/>
-        </w:rPr>
-        <w:t>)। इससे यह सुनिश्चित हुआ कि वे हमेशा उनके प्रेमपूर्ण कार्यों को याद रखेंगे।</w:t>
-      </w:r>
-    </w:p>
-    <w:p>
-      <w:pPr/>
-      <w:r>
-        <w:rPr>
-          <w:lang w:val="hi_IN" w:bidi="hi_IN"/>
-        </w:rPr>
-      </w:r>
-      <w:r>
-        <w:rPr>
-          <w:lang w:val="hi_IN" w:bidi="hi_IN"/>
-        </w:rPr>
-        <w:t xml:space="preserve">दुर्भाग्यवश, इस्राएल के लोग अक्सर परमेश्वर को छोड़ देते थे और उनके साथ अपनी वाचा (विशेष समझौता) तोड़ देते थे। फिर भी, उनके प्रति उनका प्रेम कभी पूरी तरह से समाप्त नहीं हुआ (देखें </w:t>
-      </w:r>
-      <w:hyperlink r:id="rId113">
-        <w:r>
-          <w:rPr>
-            <w:lang w:val="hi_IN" w:bidi="hi_IN"/>
-          </w:rPr>
-          <w:rPr>
-            <w:color w:val="0000EE"/>
-            <w:u w:val="single"/>
-          </w:rPr>
-          <w:t>होश 3:1</w:t>
-        </w:r>
-      </w:hyperlink>
-      <w:r>
-        <w:rPr>
-          <w:lang w:val="hi_IN" w:bidi="hi_IN"/>
-        </w:rPr>
-        <w:t xml:space="preserve">)। उनके विद्रोह के कारण परमेश्वर का न्याय आया, जो अंततः </w:t>
-      </w:r>
-      <w:r>
-        <w:rPr>
-          <w:lang w:val="hi_IN" w:bidi="hi_IN"/>
-        </w:rPr>
-        <w:t xml:space="preserve">उन्हें </w:t>
-      </w:r>
-      <w:r>
-        <w:rPr>
-          <w:lang w:val="hi_IN" w:bidi="hi_IN"/>
-        </w:rPr>
-        <w:t>उनके देश से बँधुआई तक ले गया। लेकिन इस विपत्ति के दौरान भी, उन्होंने अपने लोगों के एक छोटे समूह (जिसे "बचे हुए लोग या अवशेष" कहा जाता है) को बचाया और उन्हें देश में पुनःस्थापित करने का वादा किया (</w:t>
-      </w:r>
-      <w:hyperlink r:id="rId114">
-        <w:r>
-          <w:rPr>
-            <w:lang w:val="hi_IN" w:bidi="hi_IN"/>
-          </w:rPr>
-          <w:rPr>
-            <w:color w:val="0000EE"/>
-            <w:u w:val="single"/>
-          </w:rPr>
-          <w:t>यशा 65:8–9</w:t>
-        </w:r>
-      </w:hyperlink>
-      <w:r>
-        <w:rPr>
-          <w:lang w:val="hi_IN" w:bidi="hi_IN"/>
-        </w:rPr>
-        <w:t>)।</w:t>
-      </w:r>
-    </w:p>
-    <w:p>
-      <w:pPr/>
-      <w:r>
-        <w:rPr>
-          <w:lang w:val="hi_IN" w:bidi="hi_IN"/>
-        </w:rPr>
-      </w:r>
-      <w:r>
-        <w:rPr>
-          <w:lang w:val="hi_IN" w:bidi="hi_IN"/>
-        </w:rPr>
-        <w:t>पुराने नियम के भविष्यद्वक्ताओं ने उस भविष्य की बात की जब परमेश्वर इस्राएल के प्रति अपने प्रेम को प्रकट करेंगे:</w:t>
-      </w:r>
-    </w:p>
-    <w:p>
-      <w:pPr/>
-      <w:r>
-        <w:rPr>
-          <w:lang w:val="hi_IN" w:bidi="hi_IN"/>
-        </w:rPr>
-      </w:r>
-      <w:r>
-        <w:rPr>
-          <w:lang w:val="hi_IN" w:bidi="hi_IN"/>
-        </w:rPr>
-        <w:t>दाऊद की एक शाखा (</w:t>
-      </w:r>
-      <w:hyperlink r:id="rId115">
-        <w:r>
-          <w:rPr>
-            <w:lang w:val="hi_IN" w:bidi="hi_IN"/>
-          </w:rPr>
-          <w:rPr>
-            <w:color w:val="0000EE"/>
-            <w:u w:val="single"/>
-          </w:rPr>
-          <w:t>यशा 11:1–5</w:t>
-        </w:r>
-      </w:hyperlink>
-      <w:r>
-        <w:rPr>
-          <w:lang w:val="hi_IN" w:bidi="hi_IN"/>
-        </w:rPr>
-        <w:t>);</w:t>
-      </w:r>
-    </w:p>
-    <w:p>
-      <w:pPr>
-        <w:pStyle w:val="ListBullet"/>
-        <w:spacing w:line="240" w:lineRule="auto"/>
-        <w:ind w:left="720"/>
-      </w:pPr>
-      <w:r>
-        <w:rPr>
-          <w:lang w:val="hi_IN" w:bidi="hi_IN"/>
-        </w:rPr>
-      </w:r>
-      <w:r>
-        <w:rPr>
-          <w:lang w:val="hi_IN" w:bidi="hi_IN"/>
-        </w:rPr>
-        <w:t>एक धर्मी राजा (</w:t>
-      </w:r>
-      <w:hyperlink r:id="rId116">
-        <w:r>
-          <w:rPr>
-            <w:lang w:val="hi_IN" w:bidi="hi_IN"/>
-          </w:rPr>
-          <w:rPr>
-            <w:color w:val="0000EE"/>
-            <w:u w:val="single"/>
-          </w:rPr>
-          <w:t>जक 9:9–10</w:t>
-        </w:r>
-      </w:hyperlink>
-      <w:r>
-        <w:rPr>
-          <w:lang w:val="hi_IN" w:bidi="hi_IN"/>
-        </w:rPr>
-        <w:t>); और</w:t>
-      </w:r>
-    </w:p>
-    <w:p>
-      <w:pPr>
-        <w:pStyle w:val="ListBullet"/>
-        <w:spacing w:line="240" w:lineRule="auto"/>
-        <w:ind w:left="720"/>
-      </w:pPr>
-      <w:r>
-        <w:rPr>
-          <w:lang w:val="hi_IN" w:bidi="hi_IN"/>
-        </w:rPr>
-      </w:r>
-      <w:r>
-        <w:rPr>
-          <w:lang w:val="hi_IN" w:bidi="hi_IN"/>
-        </w:rPr>
-        <w:t>धार्मिकता का सूर्य (</w:t>
-      </w:r>
-      <w:hyperlink r:id="rId117">
-        <w:r>
-          <w:rPr>
-            <w:lang w:val="hi_IN" w:bidi="hi_IN"/>
-          </w:rPr>
-          <w:rPr>
-            <w:color w:val="0000EE"/>
-            <w:u w:val="single"/>
-          </w:rPr>
-          <w:t>मला 4:1–3</w:t>
-        </w:r>
-      </w:hyperlink>
-      <w:r>
-        <w:rPr>
-          <w:lang w:val="hi_IN" w:bidi="hi_IN"/>
-        </w:rPr>
-        <w:t>)।</w:t>
-      </w:r>
-    </w:p>
-    <w:p>
-      <w:pPr/>
-      <w:r>
-        <w:rPr>
-          <w:lang w:val="hi_IN" w:bidi="hi_IN"/>
-        </w:rPr>
-      </w:r>
-      <w:r>
-        <w:rPr>
-          <w:lang w:val="hi_IN" w:bidi="hi_IN"/>
-        </w:rPr>
-        <w:t>यीशु मसीह ने इन भविष्यवाणियों को पूरा किया। उनकी मृत्यु ने परमेश्वर के लोगों के लिए एक और महत्वपूर्ण घटना उत्पन्न की। मसीही उनकी मृत्यु को एक भोज द्वारा स्मरण करते हैं, जिसे "प्रभु भोज" कहा जाता है (</w:t>
-      </w:r>
-      <w:hyperlink r:id="rId118">
-        <w:r>
-          <w:rPr>
-            <w:lang w:val="hi_IN" w:bidi="hi_IN"/>
-          </w:rPr>
-          <w:rPr>
-            <w:color w:val="0000EE"/>
-            <w:u w:val="single"/>
-          </w:rPr>
-          <w:t>1 कुरि 11:20–34</w:t>
-        </w:r>
-      </w:hyperlink>
-      <w:r>
-        <w:rPr>
-          <w:lang w:val="hi_IN" w:bidi="hi_IN"/>
-        </w:rPr>
-        <w:t>)। इस छुटकारे के कार्य ने यहूदियों और यहाँ तक कि गैर-यहूदियों (अन्यजातियों) के लिए भी परमेश्वर के परम प्रेम को प्रदर्शित किया।</w:t>
-      </w:r>
-    </w:p>
-    <w:p>
-      <w:pPr/>
-      <w:r>
-        <w:rPr>
-          <w:lang w:val="hi_IN" w:bidi="hi_IN"/>
-        </w:rPr>
-      </w:r>
-      <w:r>
-        <w:rPr>
-          <w:u w:val="single"/>
-          <w:lang w:val="hi_IN" w:bidi="hi_IN"/>
-        </w:rPr>
-        <w:t>अधिक अध्ययन के लिए अंश</w:t>
-      </w:r>
-    </w:p>
-    <w:p>
-      <w:pPr/>
-      <w:r>
-        <w:rPr>
-          <w:lang w:val="hi_IN" w:bidi="hi_IN"/>
-        </w:rPr>
-      </w:r>
-      <w:hyperlink r:id="rId119">
-        <w:r>
-          <w:rPr>
-            <w:lang w:val="hi_IN" w:bidi="hi_IN"/>
-          </w:rPr>
-          <w:rPr>
-            <w:color w:val="0000EE"/>
-            <w:u w:val="single"/>
-          </w:rPr>
-          <w:t>निर्गमन 12:1–13:16</w:t>
-        </w:r>
-      </w:hyperlink>
-      <w:r>
-        <w:rPr>
-          <w:lang w:val="hi_IN" w:bidi="hi_IN"/>
-        </w:rPr>
-        <w:t xml:space="preserve">; </w:t>
-      </w:r>
-      <w:hyperlink r:id="rId120">
-        <w:r>
-          <w:rPr>
-            <w:lang w:val="hi_IN" w:bidi="hi_IN"/>
-          </w:rPr>
-          <w:rPr>
-            <w:color w:val="0000EE"/>
-            <w:u w:val="single"/>
-          </w:rPr>
-          <w:t>भजन संहिता 47:4</w:t>
-        </w:r>
-      </w:hyperlink>
-      <w:r>
-        <w:rPr>
-          <w:lang w:val="hi_IN" w:bidi="hi_IN"/>
-        </w:rPr>
-        <w:t xml:space="preserve">; </w:t>
-      </w:r>
-      <w:hyperlink r:id="rId107">
-        <w:r>
-          <w:rPr>
-            <w:lang w:val="hi_IN" w:bidi="hi_IN"/>
-          </w:rPr>
-          <w:rPr>
-            <w:color w:val="0000EE"/>
-            <w:u w:val="single"/>
-          </w:rPr>
-          <w:t>78:2–4</w:t>
-        </w:r>
-      </w:hyperlink>
-      <w:r>
-        <w:rPr>
-          <w:lang w:val="hi_IN" w:bidi="hi_IN"/>
-        </w:rPr>
-        <w:t xml:space="preserve">, </w:t>
-      </w:r>
-      <w:hyperlink r:id="rId108">
-        <w:r>
-          <w:rPr>
-            <w:lang w:val="hi_IN" w:bidi="hi_IN"/>
-          </w:rPr>
-          <w:rPr>
-            <w:color w:val="0000EE"/>
-            <w:u w:val="single"/>
-          </w:rPr>
-          <w:t>7</w:t>
-        </w:r>
-      </w:hyperlink>
-      <w:r>
-        <w:rPr>
-          <w:lang w:val="hi_IN" w:bidi="hi_IN"/>
-        </w:rPr>
-        <w:t xml:space="preserve">, </w:t>
-      </w:r>
-      <w:hyperlink r:id="rId109">
-        <w:r>
-          <w:rPr>
-            <w:lang w:val="hi_IN" w:bidi="hi_IN"/>
-          </w:rPr>
-          <w:rPr>
-            <w:color w:val="0000EE"/>
-            <w:u w:val="single"/>
-          </w:rPr>
-          <w:t>12–13</w:t>
-        </w:r>
-      </w:hyperlink>
-      <w:r>
-        <w:rPr>
-          <w:lang w:val="hi_IN" w:bidi="hi_IN"/>
-        </w:rPr>
-        <w:t xml:space="preserve">; </w:t>
-      </w:r>
-      <w:hyperlink r:id="rId121">
-        <w:r>
-          <w:rPr>
-            <w:lang w:val="hi_IN" w:bidi="hi_IN"/>
-          </w:rPr>
-          <w:rPr>
-            <w:color w:val="0000EE"/>
-            <w:u w:val="single"/>
-          </w:rPr>
-          <w:t>98:3</w:t>
-        </w:r>
-      </w:hyperlink>
-      <w:r>
-        <w:rPr>
-          <w:lang w:val="hi_IN" w:bidi="hi_IN"/>
-        </w:rPr>
-        <w:t xml:space="preserve">; </w:t>
-      </w:r>
-      <w:hyperlink r:id="rId122">
-        <w:r>
-          <w:rPr>
-            <w:lang w:val="hi_IN" w:bidi="hi_IN"/>
-          </w:rPr>
-          <w:rPr>
-            <w:color w:val="0000EE"/>
-            <w:u w:val="single"/>
-          </w:rPr>
-          <w:t>105:26–27</w:t>
-        </w:r>
-      </w:hyperlink>
-      <w:r>
-        <w:rPr>
-          <w:lang w:val="hi_IN" w:bidi="hi_IN"/>
-        </w:rPr>
-        <w:t xml:space="preserve">, </w:t>
-      </w:r>
-      <w:hyperlink r:id="rId123">
-        <w:r>
-          <w:rPr>
-            <w:lang w:val="hi_IN" w:bidi="hi_IN"/>
-          </w:rPr>
-          <w:rPr>
-            <w:color w:val="0000EE"/>
-            <w:u w:val="single"/>
-          </w:rPr>
-          <w:t>37</w:t>
-        </w:r>
-      </w:hyperlink>
-      <w:r>
-        <w:rPr>
-          <w:lang w:val="hi_IN" w:bidi="hi_IN"/>
-        </w:rPr>
-        <w:t xml:space="preserve">; </w:t>
-      </w:r>
-      <w:hyperlink r:id="rId124">
-        <w:r>
-          <w:rPr>
-            <w:lang w:val="hi_IN" w:bidi="hi_IN"/>
-          </w:rPr>
-          <w:rPr>
-            <w:color w:val="0000EE"/>
-            <w:u w:val="single"/>
-          </w:rPr>
-          <w:t>106:7–8</w:t>
-        </w:r>
-      </w:hyperlink>
-      <w:r>
-        <w:rPr>
-          <w:lang w:val="hi_IN" w:bidi="hi_IN"/>
-        </w:rPr>
-        <w:t xml:space="preserve">; </w:t>
-      </w:r>
-      <w:hyperlink r:id="rId113">
-        <w:r>
-          <w:rPr>
-            <w:lang w:val="hi_IN" w:bidi="hi_IN"/>
-          </w:rPr>
-          <w:rPr>
-            <w:color w:val="0000EE"/>
-            <w:u w:val="single"/>
-          </w:rPr>
-          <w:t>होशे 3:1</w:t>
-        </w:r>
-      </w:hyperlink>
-      <w:r>
-        <w:rPr>
-          <w:lang w:val="hi_IN" w:bidi="hi_IN"/>
-        </w:rPr>
-        <w:t xml:space="preserve">; </w:t>
-      </w:r>
-      <w:hyperlink r:id="rId125">
-        <w:r>
-          <w:rPr>
-            <w:lang w:val="hi_IN" w:bidi="hi_IN"/>
-          </w:rPr>
-          <w:rPr>
-            <w:color w:val="0000EE"/>
-            <w:u w:val="single"/>
-          </w:rPr>
-          <w:t>11:1</w:t>
-        </w:r>
-      </w:hyperlink>
-      <w:r>
-        <w:rPr>
-          <w:lang w:val="hi_IN" w:bidi="hi_IN"/>
-        </w:rPr>
-        <w:t xml:space="preserve">; </w:t>
-      </w:r>
-      <w:hyperlink r:id="rId106">
-        <w:r>
-          <w:rPr>
-            <w:lang w:val="hi_IN" w:bidi="hi_IN"/>
-          </w:rPr>
-          <w:rPr>
-            <w:color w:val="0000EE"/>
-            <w:u w:val="single"/>
-          </w:rPr>
-          <w:t>मलाकी 1:2</w:t>
-        </w:r>
-      </w:hyperlink>
-      <w:r>
-        <w:rPr>
-          <w:lang w:val="hi_IN" w:bidi="hi_IN"/>
-        </w:rPr>
-        <w:t xml:space="preserve">; </w:t>
-      </w:r>
-      <w:hyperlink r:id="rId126">
-        <w:r>
-          <w:rPr>
-            <w:lang w:val="hi_IN" w:bidi="hi_IN"/>
-          </w:rPr>
-          <w:rPr>
-            <w:color w:val="0000EE"/>
-            <w:u w:val="single"/>
-          </w:rPr>
-          <w:t>1 कुरिन्थियों 5:7</w:t>
-        </w:r>
-      </w:hyperlink>
-      <w:r>
-        <w:rPr>
-          <w:lang w:val="hi_IN" w:bidi="hi_IN"/>
-        </w:rPr>
-        <w:t xml:space="preserve">; </w:t>
-      </w:r>
-      <w:hyperlink r:id="rId118">
-        <w:r>
-          <w:rPr>
-            <w:lang w:val="hi_IN" w:bidi="hi_IN"/>
-          </w:rPr>
-          <w:rPr>
-            <w:color w:val="0000EE"/>
-            <w:u w:val="single"/>
-          </w:rPr>
-          <w:t>11:20–34</w:t>
-        </w:r>
-      </w:hyperlink>
-      <w:r>
-        <w:rPr>
-          <w:lang w:val="hi_IN" w:bidi="hi_IN"/>
-        </w:rPr>
-        <w:t xml:space="preserve">; </w:t>
-      </w:r>
-      <w:hyperlink r:id="rId127">
-        <w:r>
-          <w:rPr>
-            <w:lang w:val="hi_IN" w:bidi="hi_IN"/>
-          </w:rPr>
-          <w:rPr>
-            <w:color w:val="0000EE"/>
-            <w:u w:val="single"/>
-          </w:rPr>
-          <w:t>15:1–4</w:t>
+          <w:t>4:12–16</w:t>
         </w:r>
       </w:hyperlink>
       <w:r>

--- a/hin/docx/004.content.docx
+++ b/hin/docx/004.content.docx
@@ -19,7 +19,7 @@
         <w:rPr>
           <w:lang w:val="hi_IN" w:bidi="hi_IN"/>
         </w:rPr>
-        <w:t>Resource: Tyndale Open Study Notes</w:t>
+        <w:t>Resource: Aquifer Open Study Notes (Themes)</w:t>
       </w:r>
       <w:r>
         <w:rPr>
@@ -112,7 +112,7 @@
         <w:rPr>
           <w:lang w:val="hi_IN" w:bidi="hi_IN"/>
         </w:rPr>
-        <w:t>Tyndale Open Study Notes</w:t>
+        <w:t>Aquifer Open Study Notes (Themes)</w:t>
       </w:r>
     </w:p>
     <w:p>

--- a/hin/docx/004.content.docx
+++ b/hin/docx/004.content.docx
@@ -233,18 +233,12 @@
         </w:rPr>
         <w:t>बाइबल यह दर्शाती है कि सब कुछ परमेश्वर के नियन्त्रण में है। दूसरे शब्दों में, परमेश्वर सब कुछ पर संप्रभु हैं। उदाहरण के लिए, बारिश अच्छे और बुरे दोनों लोगों पर परमेश्वर की योजना के एक हिस्से के रूप में होती है (</w:t>
       </w:r>
-      <w:hyperlink r:id="rId13">
-        <w:r>
-          <w:rPr>
-            <w:lang w:val="hi_IN" w:bidi="hi_IN"/>
-          </w:rPr>
-          <w:rPr>
-            <w:color w:val="0000EE"/>
-            <w:u w:val="single"/>
-          </w:rPr>
-          <w:t>मत्ती 5:45</w:t>
-        </w:r>
-      </w:hyperlink>
+      <w:r>
+        <w:rPr>
+          <w:lang w:val="hi_IN" w:bidi="hi_IN"/>
+        </w:rPr>
+        <w:t>मत्ती 5:45</w:t>
+      </w:r>
       <w:r>
         <w:rPr>
           <w:lang w:val="hi_IN" w:bidi="hi_IN"/>
@@ -265,72 +259,48 @@
         </w:rPr>
         <w:t xml:space="preserve">परमेश्वर हमारे पापों के लिए उत्तरदायी नहीं हैं। वे हमारी अपनी इच्छाओं से उत्पन्न होते हैं, इसलिए हम उनके लिए उत्तरदायी हैं। पवित्रशास्त्र दिखाता है कि लोग परमेश्वर का अनुसरण करने या उन्हें अस्वीकार करने का चुनाव कर सकते हैं (उदाहरण के लिए देखें, </w:t>
       </w:r>
-      <w:hyperlink r:id="rId14">
-        <w:r>
-          <w:rPr>
-            <w:lang w:val="hi_IN" w:bidi="hi_IN"/>
-          </w:rPr>
-          <w:rPr>
-            <w:color w:val="0000EE"/>
-            <w:u w:val="single"/>
-          </w:rPr>
-          <w:t>व्य.वि. 30:1–20</w:t>
-        </w:r>
-      </w:hyperlink>
+      <w:r>
+        <w:rPr>
+          <w:lang w:val="hi_IN" w:bidi="hi_IN"/>
+        </w:rPr>
+        <w:t>व्य.वि. 30:1–20</w:t>
+      </w:r>
       <w:r>
         <w:rPr>
           <w:lang w:val="hi_IN" w:bidi="hi_IN"/>
         </w:rPr>
         <w:t xml:space="preserve">; </w:t>
       </w:r>
-      <w:hyperlink r:id="rId15">
-        <w:r>
-          <w:rPr>
-            <w:lang w:val="hi_IN" w:bidi="hi_IN"/>
-          </w:rPr>
-          <w:rPr>
-            <w:color w:val="0000EE"/>
-            <w:u w:val="single"/>
-          </w:rPr>
-          <w:t>यहो 24:15</w:t>
-        </w:r>
-      </w:hyperlink>
+      <w:r>
+        <w:rPr>
+          <w:lang w:val="hi_IN" w:bidi="hi_IN"/>
+        </w:rPr>
+        <w:t>यहो 24:15</w:t>
+      </w:r>
       <w:r>
         <w:rPr>
           <w:lang w:val="hi_IN" w:bidi="hi_IN"/>
         </w:rPr>
         <w:t xml:space="preserve">; </w:t>
       </w:r>
-      <w:hyperlink r:id="rId16">
-        <w:r>
-          <w:rPr>
-            <w:lang w:val="hi_IN" w:bidi="hi_IN"/>
-          </w:rPr>
-          <w:rPr>
-            <w:color w:val="0000EE"/>
-            <w:u w:val="single"/>
-          </w:rPr>
-          <w:t>यूह 1:12</w:t>
-        </w:r>
-      </w:hyperlink>
+      <w:r>
+        <w:rPr>
+          <w:lang w:val="hi_IN" w:bidi="hi_IN"/>
+        </w:rPr>
+        <w:t>यूह 1:12</w:t>
+      </w:r>
       <w:r>
         <w:rPr>
           <w:lang w:val="hi_IN" w:bidi="hi_IN"/>
         </w:rPr>
         <w:t xml:space="preserve">; </w:t>
       </w:r>
-      <w:hyperlink r:id="rId17">
-        <w:r>
-          <w:rPr>
-            <w:lang w:val="hi_IN" w:bidi="hi_IN"/>
-          </w:rPr>
-          <w:rPr>
-            <w:color w:val="0000EE"/>
-            <w:u w:val="single"/>
-          </w:rPr>
-          <w:t>रोम 10:9–13</w:t>
-        </w:r>
-      </w:hyperlink>
+      <w:r>
+        <w:rPr>
+          <w:lang w:val="hi_IN" w:bidi="hi_IN"/>
+        </w:rPr>
+        <w:t>रोम 10:9–13</w:t>
+      </w:r>
       <w:r>
         <w:rPr>
           <w:lang w:val="hi_IN" w:bidi="hi_IN"/>
@@ -345,18 +315,12 @@
           <w:lang w:val="hi_IN" w:bidi="hi_IN"/>
         </w:rPr>
       </w:r>
-      <w:hyperlink r:id="rId18">
-        <w:r>
-          <w:rPr>
-            <w:lang w:val="hi_IN" w:bidi="hi_IN"/>
-          </w:rPr>
-          <w:rPr>
-            <w:color w:val="0000EE"/>
-            <w:u w:val="single"/>
-          </w:rPr>
-          <w:t>यहेज 14:9–11</w:t>
-        </w:r>
-      </w:hyperlink>
+      <w:r>
+        <w:rPr>
+          <w:lang w:val="hi_IN" w:bidi="hi_IN"/>
+        </w:rPr>
+        <w:t>यहेज 14:9–11</w:t>
+      </w:r>
       <w:r>
         <w:rPr>
           <w:lang w:val="hi_IN" w:bidi="hi_IN"/>
@@ -377,18 +341,12 @@
         </w:rPr>
         <w:t xml:space="preserve">जब परमेश्वर ने झूठे भविष्यद्वक्ताओं को झूठे संदेश देने की अनुमति दी, तो उन्होंने उन्हें और उनके श्रोताओं को वही दिया जो वे चाहते थे (देखें </w:t>
       </w:r>
-      <w:hyperlink r:id="rId19">
-        <w:r>
-          <w:rPr>
-            <w:lang w:val="hi_IN" w:bidi="hi_IN"/>
-          </w:rPr>
-          <w:rPr>
-            <w:color w:val="0000EE"/>
-            <w:u w:val="single"/>
-          </w:rPr>
-          <w:t>2 थिस्स 2:11</w:t>
-        </w:r>
-      </w:hyperlink>
+      <w:r>
+        <w:rPr>
+          <w:lang w:val="hi_IN" w:bidi="hi_IN"/>
+        </w:rPr>
+        <w:t>2 थिस्स 2:11</w:t>
+      </w:r>
       <w:r>
         <w:rPr>
           <w:lang w:val="hi_IN" w:bidi="hi_IN"/>
@@ -407,18 +365,12 @@
         </w:rPr>
         <w:t xml:space="preserve">" (देखें </w:t>
       </w:r>
-      <w:hyperlink r:id="rId20">
-        <w:r>
-          <w:rPr>
-            <w:lang w:val="hi_IN" w:bidi="hi_IN"/>
-          </w:rPr>
-          <w:rPr>
-            <w:color w:val="0000EE"/>
-            <w:u w:val="single"/>
-          </w:rPr>
-          <w:t>रोम 1:18–25</w:t>
-        </w:r>
-      </w:hyperlink>
+      <w:r>
+        <w:rPr>
+          <w:lang w:val="hi_IN" w:bidi="hi_IN"/>
+        </w:rPr>
+        <w:t>रोम 1:18–25</w:t>
+      </w:r>
       <w:r>
         <w:rPr>
           <w:lang w:val="hi_IN" w:bidi="hi_IN"/>
@@ -439,54 +391,36 @@
         </w:rPr>
         <w:t xml:space="preserve">आश्चर्यजनक बात यह नहीं है कि परमेश्वर कुछ पापियों को उनके झूठे विश्वासों में रहने देते हैं। बल्कि आश्चर्यजनक यह है कि वह पापियों को बचाते हैं। वह उनकी इच्छाओं को बदलते हैं ताकि वे उनकी महिमा के लिए भलाई करना सीखें (देखें </w:t>
       </w:r>
-      <w:hyperlink r:id="rId21">
-        <w:r>
-          <w:rPr>
-            <w:lang w:val="hi_IN" w:bidi="hi_IN"/>
-          </w:rPr>
-          <w:rPr>
-            <w:color w:val="0000EE"/>
-            <w:u w:val="single"/>
-          </w:rPr>
-          <w:t>यहेज 36:25–26</w:t>
-        </w:r>
-      </w:hyperlink>
+      <w:r>
+        <w:rPr>
+          <w:lang w:val="hi_IN" w:bidi="hi_IN"/>
+        </w:rPr>
+        <w:t>यहेज 36:25–26</w:t>
+      </w:r>
       <w:r>
         <w:rPr>
           <w:lang w:val="hi_IN" w:bidi="hi_IN"/>
         </w:rPr>
         <w:t xml:space="preserve">; </w:t>
       </w:r>
-      <w:hyperlink r:id="rId22">
-        <w:r>
-          <w:rPr>
-            <w:lang w:val="hi_IN" w:bidi="hi_IN"/>
-          </w:rPr>
-          <w:rPr>
-            <w:color w:val="0000EE"/>
-            <w:u w:val="single"/>
-          </w:rPr>
-          <w:t>रोम 8:1–11</w:t>
-        </w:r>
-      </w:hyperlink>
+      <w:r>
+        <w:rPr>
+          <w:lang w:val="hi_IN" w:bidi="hi_IN"/>
+        </w:rPr>
+        <w:t>रोम 8:1–11</w:t>
+      </w:r>
       <w:r>
         <w:rPr>
           <w:lang w:val="hi_IN" w:bidi="hi_IN"/>
         </w:rPr>
         <w:t xml:space="preserve">; </w:t>
       </w:r>
-      <w:hyperlink r:id="rId23">
-        <w:r>
-          <w:rPr>
-            <w:lang w:val="hi_IN" w:bidi="hi_IN"/>
-          </w:rPr>
-          <w:rPr>
-            <w:color w:val="0000EE"/>
-            <w:u w:val="single"/>
-          </w:rPr>
-          <w:t>इफि 2:10</w:t>
-        </w:r>
-      </w:hyperlink>
+      <w:r>
+        <w:rPr>
+          <w:lang w:val="hi_IN" w:bidi="hi_IN"/>
+        </w:rPr>
+        <w:t>इफि 2:10</w:t>
+      </w:r>
       <w:r>
         <w:rPr>
           <w:lang w:val="hi_IN" w:bidi="hi_IN"/>
@@ -516,414 +450,276 @@
           <w:lang w:val="hi_IN" w:bidi="hi_IN"/>
         </w:rPr>
       </w:r>
-      <w:hyperlink r:id="rId24">
-        <w:r>
-          <w:rPr>
-            <w:lang w:val="hi_IN" w:bidi="hi_IN"/>
-          </w:rPr>
-          <w:rPr>
-            <w:color w:val="0000EE"/>
-            <w:u w:val="single"/>
-          </w:rPr>
-          <w:t>1 शमूएल 2:6–7</w:t>
-        </w:r>
-      </w:hyperlink>
+      <w:r>
+        <w:rPr>
+          <w:lang w:val="hi_IN" w:bidi="hi_IN"/>
+        </w:rPr>
+        <w:t>1 शमूएल 2:6–7</w:t>
+      </w:r>
       <w:r>
         <w:rPr>
           <w:lang w:val="hi_IN" w:bidi="hi_IN"/>
         </w:rPr>
         <w:t xml:space="preserve">; </w:t>
       </w:r>
-      <w:hyperlink r:id="rId25">
-        <w:r>
-          <w:rPr>
-            <w:lang w:val="hi_IN" w:bidi="hi_IN"/>
-          </w:rPr>
-          <w:rPr>
-            <w:color w:val="0000EE"/>
-            <w:u w:val="single"/>
-          </w:rPr>
-          <w:t>1 राजाओं 22:19–22</w:t>
-        </w:r>
-      </w:hyperlink>
+      <w:r>
+        <w:rPr>
+          <w:lang w:val="hi_IN" w:bidi="hi_IN"/>
+        </w:rPr>
+        <w:t>1 राजाओं 22:19–22</w:t>
+      </w:r>
       <w:r>
         <w:rPr>
           <w:lang w:val="hi_IN" w:bidi="hi_IN"/>
         </w:rPr>
         <w:t xml:space="preserve">; </w:t>
       </w:r>
-      <w:hyperlink r:id="rId26">
-        <w:r>
-          <w:rPr>
-            <w:lang w:val="hi_IN" w:bidi="hi_IN"/>
-          </w:rPr>
-          <w:rPr>
-            <w:color w:val="0000EE"/>
-            <w:u w:val="single"/>
-          </w:rPr>
-          <w:t>2 इतिहास 20:6</w:t>
-        </w:r>
-      </w:hyperlink>
+      <w:r>
+        <w:rPr>
+          <w:lang w:val="hi_IN" w:bidi="hi_IN"/>
+        </w:rPr>
+        <w:t>2 इतिहास 20:6</w:t>
+      </w:r>
       <w:r>
         <w:rPr>
           <w:lang w:val="hi_IN" w:bidi="hi_IN"/>
         </w:rPr>
         <w:t xml:space="preserve">; </w:t>
       </w:r>
-      <w:hyperlink r:id="rId27">
-        <w:r>
-          <w:rPr>
-            <w:lang w:val="hi_IN" w:bidi="hi_IN"/>
-          </w:rPr>
-          <w:rPr>
-            <w:color w:val="0000EE"/>
-            <w:u w:val="single"/>
-          </w:rPr>
-          <w:t>अय्यूब 1:8–12</w:t>
-        </w:r>
-      </w:hyperlink>
+      <w:r>
+        <w:rPr>
+          <w:lang w:val="hi_IN" w:bidi="hi_IN"/>
+        </w:rPr>
+        <w:t>अय्यूब 1:8–12</w:t>
+      </w:r>
       <w:r>
         <w:rPr>
           <w:lang w:val="hi_IN" w:bidi="hi_IN"/>
         </w:rPr>
         <w:t xml:space="preserve">; </w:t>
       </w:r>
-      <w:hyperlink r:id="rId28">
-        <w:r>
-          <w:rPr>
-            <w:lang w:val="hi_IN" w:bidi="hi_IN"/>
-          </w:rPr>
-          <w:rPr>
-            <w:color w:val="0000EE"/>
-            <w:u w:val="single"/>
-          </w:rPr>
-          <w:t>2:2–6</w:t>
-        </w:r>
-      </w:hyperlink>
+      <w:r>
+        <w:rPr>
+          <w:lang w:val="hi_IN" w:bidi="hi_IN"/>
+        </w:rPr>
+        <w:t>2:2–6</w:t>
+      </w:r>
       <w:r>
         <w:rPr>
           <w:lang w:val="hi_IN" w:bidi="hi_IN"/>
         </w:rPr>
         <w:t xml:space="preserve">; </w:t>
       </w:r>
-      <w:hyperlink r:id="rId29">
-        <w:r>
-          <w:rPr>
-            <w:lang w:val="hi_IN" w:bidi="hi_IN"/>
-          </w:rPr>
-          <w:rPr>
-            <w:color w:val="0000EE"/>
-            <w:u w:val="single"/>
-          </w:rPr>
-          <w:t>भजन संहिता 115:3</w:t>
-        </w:r>
-      </w:hyperlink>
+      <w:r>
+        <w:rPr>
+          <w:lang w:val="hi_IN" w:bidi="hi_IN"/>
+        </w:rPr>
+        <w:t>भजन संहिता 115:3</w:t>
+      </w:r>
       <w:r>
         <w:rPr>
           <w:lang w:val="hi_IN" w:bidi="hi_IN"/>
         </w:rPr>
         <w:t xml:space="preserve">; </w:t>
       </w:r>
-      <w:hyperlink r:id="rId30">
-        <w:r>
-          <w:rPr>
-            <w:lang w:val="hi_IN" w:bidi="hi_IN"/>
-          </w:rPr>
-          <w:rPr>
-            <w:color w:val="0000EE"/>
-            <w:u w:val="single"/>
-          </w:rPr>
-          <w:t>135:6–14</w:t>
-        </w:r>
-      </w:hyperlink>
+      <w:r>
+        <w:rPr>
+          <w:lang w:val="hi_IN" w:bidi="hi_IN"/>
+        </w:rPr>
+        <w:t>135:6–14</w:t>
+      </w:r>
       <w:r>
         <w:rPr>
           <w:lang w:val="hi_IN" w:bidi="hi_IN"/>
         </w:rPr>
         <w:t xml:space="preserve">; </w:t>
       </w:r>
-      <w:hyperlink r:id="rId31">
-        <w:r>
-          <w:rPr>
-            <w:lang w:val="hi_IN" w:bidi="hi_IN"/>
-          </w:rPr>
-          <w:rPr>
-            <w:color w:val="0000EE"/>
-            <w:u w:val="single"/>
-          </w:rPr>
-          <w:t>यशायाह 45:6–7</w:t>
-        </w:r>
-      </w:hyperlink>
+      <w:r>
+        <w:rPr>
+          <w:lang w:val="hi_IN" w:bidi="hi_IN"/>
+        </w:rPr>
+        <w:t>यशायाह 45:6–7</w:t>
+      </w:r>
       <w:r>
         <w:rPr>
           <w:lang w:val="hi_IN" w:bidi="hi_IN"/>
         </w:rPr>
         <w:t xml:space="preserve">; </w:t>
       </w:r>
-      <w:hyperlink r:id="rId32">
-        <w:r>
-          <w:rPr>
-            <w:lang w:val="hi_IN" w:bidi="hi_IN"/>
-          </w:rPr>
-          <w:rPr>
-            <w:color w:val="0000EE"/>
-            <w:u w:val="single"/>
-          </w:rPr>
-          <w:t>विलापगीत 3:37–40</w:t>
-        </w:r>
-      </w:hyperlink>
+      <w:r>
+        <w:rPr>
+          <w:lang w:val="hi_IN" w:bidi="hi_IN"/>
+        </w:rPr>
+        <w:t>विलापगीत 3:37–40</w:t>
+      </w:r>
       <w:r>
         <w:rPr>
           <w:lang w:val="hi_IN" w:bidi="hi_IN"/>
         </w:rPr>
         <w:t xml:space="preserve">; </w:t>
       </w:r>
-      <w:hyperlink r:id="rId18">
-        <w:r>
-          <w:rPr>
-            <w:lang w:val="hi_IN" w:bidi="hi_IN"/>
-          </w:rPr>
-          <w:rPr>
-            <w:color w:val="0000EE"/>
-            <w:u w:val="single"/>
-          </w:rPr>
-          <w:t>यहेजकेल 14:9–11</w:t>
-        </w:r>
-      </w:hyperlink>
+      <w:r>
+        <w:rPr>
+          <w:lang w:val="hi_IN" w:bidi="hi_IN"/>
+        </w:rPr>
+        <w:t>यहेजकेल 14:9–11</w:t>
+      </w:r>
       <w:r>
         <w:rPr>
           <w:lang w:val="hi_IN" w:bidi="hi_IN"/>
         </w:rPr>
         <w:t xml:space="preserve">; </w:t>
       </w:r>
-      <w:hyperlink r:id="rId33">
-        <w:r>
-          <w:rPr>
-            <w:lang w:val="hi_IN" w:bidi="hi_IN"/>
-          </w:rPr>
-          <w:rPr>
-            <w:color w:val="0000EE"/>
-            <w:u w:val="single"/>
-          </w:rPr>
-          <w:t>17:24</w:t>
-        </w:r>
-      </w:hyperlink>
+      <w:r>
+        <w:rPr>
+          <w:lang w:val="hi_IN" w:bidi="hi_IN"/>
+        </w:rPr>
+        <w:t>17:24</w:t>
+      </w:r>
       <w:r>
         <w:rPr>
           <w:lang w:val="hi_IN" w:bidi="hi_IN"/>
         </w:rPr>
         <w:t xml:space="preserve">; </w:t>
       </w:r>
-      <w:hyperlink r:id="rId21">
-        <w:r>
-          <w:rPr>
-            <w:lang w:val="hi_IN" w:bidi="hi_IN"/>
-          </w:rPr>
-          <w:rPr>
-            <w:color w:val="0000EE"/>
-            <w:u w:val="single"/>
-          </w:rPr>
-          <w:t>36:25–26</w:t>
-        </w:r>
-      </w:hyperlink>
+      <w:r>
+        <w:rPr>
+          <w:lang w:val="hi_IN" w:bidi="hi_IN"/>
+        </w:rPr>
+        <w:t>36:25–26</w:t>
+      </w:r>
       <w:r>
         <w:rPr>
           <w:lang w:val="hi_IN" w:bidi="hi_IN"/>
         </w:rPr>
         <w:t xml:space="preserve">; </w:t>
       </w:r>
-      <w:hyperlink r:id="rId34">
-        <w:r>
-          <w:rPr>
-            <w:lang w:val="hi_IN" w:bidi="hi_IN"/>
-          </w:rPr>
-          <w:rPr>
-            <w:color w:val="0000EE"/>
-            <w:u w:val="single"/>
-          </w:rPr>
-          <w:t>दानिय्येल 2:20–22</w:t>
-        </w:r>
-      </w:hyperlink>
+      <w:r>
+        <w:rPr>
+          <w:lang w:val="hi_IN" w:bidi="hi_IN"/>
+        </w:rPr>
+        <w:t>दानिय्येल 2:20–22</w:t>
+      </w:r>
       <w:r>
         <w:rPr>
           <w:lang w:val="hi_IN" w:bidi="hi_IN"/>
         </w:rPr>
         <w:t xml:space="preserve">; </w:t>
       </w:r>
-      <w:hyperlink r:id="rId35">
-        <w:r>
-          <w:rPr>
-            <w:lang w:val="hi_IN" w:bidi="hi_IN"/>
-          </w:rPr>
-          <w:rPr>
-            <w:color w:val="0000EE"/>
-            <w:u w:val="single"/>
-          </w:rPr>
-          <w:t>आमोस 3:6</w:t>
-        </w:r>
-      </w:hyperlink>
+      <w:r>
+        <w:rPr>
+          <w:lang w:val="hi_IN" w:bidi="hi_IN"/>
+        </w:rPr>
+        <w:t>आमोस 3:6</w:t>
+      </w:r>
       <w:r>
         <w:rPr>
           <w:lang w:val="hi_IN" w:bidi="hi_IN"/>
         </w:rPr>
         <w:t xml:space="preserve">; </w:t>
       </w:r>
-      <w:hyperlink r:id="rId36">
-        <w:r>
-          <w:rPr>
-            <w:lang w:val="hi_IN" w:bidi="hi_IN"/>
-          </w:rPr>
-          <w:rPr>
-            <w:color w:val="0000EE"/>
-            <w:u w:val="single"/>
-          </w:rPr>
-          <w:t>4:6–11</w:t>
-        </w:r>
-      </w:hyperlink>
+      <w:r>
+        <w:rPr>
+          <w:lang w:val="hi_IN" w:bidi="hi_IN"/>
+        </w:rPr>
+        <w:t>4:6–11</w:t>
+      </w:r>
       <w:r>
         <w:rPr>
           <w:lang w:val="hi_IN" w:bidi="hi_IN"/>
         </w:rPr>
         <w:t xml:space="preserve">; </w:t>
       </w:r>
-      <w:hyperlink r:id="rId20">
-        <w:r>
-          <w:rPr>
-            <w:lang w:val="hi_IN" w:bidi="hi_IN"/>
-          </w:rPr>
-          <w:rPr>
-            <w:color w:val="0000EE"/>
-            <w:u w:val="single"/>
-          </w:rPr>
-          <w:t>रोमियों 1:18–25</w:t>
-        </w:r>
-      </w:hyperlink>
+      <w:r>
+        <w:rPr>
+          <w:lang w:val="hi_IN" w:bidi="hi_IN"/>
+        </w:rPr>
+        <w:t>रोमियों 1:18–25</w:t>
+      </w:r>
       <w:r>
         <w:rPr>
           <w:lang w:val="hi_IN" w:bidi="hi_IN"/>
         </w:rPr>
         <w:t xml:space="preserve">; </w:t>
       </w:r>
-      <w:hyperlink r:id="rId37">
-        <w:r>
-          <w:rPr>
-            <w:lang w:val="hi_IN" w:bidi="hi_IN"/>
-          </w:rPr>
-          <w:rPr>
-            <w:color w:val="0000EE"/>
-            <w:u w:val="single"/>
-          </w:rPr>
-          <w:t>9:8–33</w:t>
-        </w:r>
-      </w:hyperlink>
+      <w:r>
+        <w:rPr>
+          <w:lang w:val="hi_IN" w:bidi="hi_IN"/>
+        </w:rPr>
+        <w:t>9:8–33</w:t>
+      </w:r>
       <w:r>
         <w:rPr>
           <w:lang w:val="hi_IN" w:bidi="hi_IN"/>
         </w:rPr>
         <w:t xml:space="preserve">; </w:t>
       </w:r>
-      <w:hyperlink r:id="rId38">
-        <w:r>
-          <w:rPr>
-            <w:lang w:val="hi_IN" w:bidi="hi_IN"/>
-          </w:rPr>
-          <w:rPr>
-            <w:color w:val="0000EE"/>
-            <w:u w:val="single"/>
-          </w:rPr>
-          <w:t>12:2</w:t>
-        </w:r>
-      </w:hyperlink>
+      <w:r>
+        <w:rPr>
+          <w:lang w:val="hi_IN" w:bidi="hi_IN"/>
+        </w:rPr>
+        <w:t>12:2</w:t>
+      </w:r>
       <w:r>
         <w:rPr>
           <w:lang w:val="hi_IN" w:bidi="hi_IN"/>
         </w:rPr>
         <w:t xml:space="preserve">; </w:t>
       </w:r>
-      <w:hyperlink r:id="rId39">
-        <w:r>
-          <w:rPr>
-            <w:lang w:val="hi_IN" w:bidi="hi_IN"/>
-          </w:rPr>
-          <w:rPr>
-            <w:color w:val="0000EE"/>
-            <w:u w:val="single"/>
-          </w:rPr>
-          <w:t>इफिसियों 4:20–24</w:t>
-        </w:r>
-      </w:hyperlink>
+      <w:r>
+        <w:rPr>
+          <w:lang w:val="hi_IN" w:bidi="hi_IN"/>
+        </w:rPr>
+        <w:t>इफिसियों 4:20–24</w:t>
+      </w:r>
       <w:r>
         <w:rPr>
           <w:lang w:val="hi_IN" w:bidi="hi_IN"/>
         </w:rPr>
         <w:t xml:space="preserve">; </w:t>
       </w:r>
-      <w:hyperlink r:id="rId40">
-        <w:r>
-          <w:rPr>
-            <w:lang w:val="hi_IN" w:bidi="hi_IN"/>
-          </w:rPr>
-          <w:rPr>
-            <w:color w:val="0000EE"/>
-            <w:u w:val="single"/>
-          </w:rPr>
-          <w:t>2 थिस्सलुनीकियों 2:11–12</w:t>
-        </w:r>
-      </w:hyperlink>
+      <w:r>
+        <w:rPr>
+          <w:lang w:val="hi_IN" w:bidi="hi_IN"/>
+        </w:rPr>
+        <w:t>2 थिस्सलुनीकियों 2:11–12</w:t>
+      </w:r>
       <w:r>
         <w:rPr>
           <w:lang w:val="hi_IN" w:bidi="hi_IN"/>
         </w:rPr>
         <w:t xml:space="preserve">; </w:t>
       </w:r>
-      <w:hyperlink r:id="rId41">
-        <w:r>
-          <w:rPr>
-            <w:lang w:val="hi_IN" w:bidi="hi_IN"/>
-          </w:rPr>
-          <w:rPr>
-            <w:color w:val="0000EE"/>
-            <w:u w:val="single"/>
-          </w:rPr>
-          <w:t>इब्रानियों 13:20–21</w:t>
-        </w:r>
-      </w:hyperlink>
+      <w:r>
+        <w:rPr>
+          <w:lang w:val="hi_IN" w:bidi="hi_IN"/>
+        </w:rPr>
+        <w:t>इब्रानियों 13:20–21</w:t>
+      </w:r>
       <w:r>
         <w:rPr>
           <w:lang w:val="hi_IN" w:bidi="hi_IN"/>
         </w:rPr>
         <w:t xml:space="preserve">; </w:t>
       </w:r>
-      <w:hyperlink r:id="rId42">
-        <w:r>
-          <w:rPr>
-            <w:lang w:val="hi_IN" w:bidi="hi_IN"/>
-          </w:rPr>
-          <w:rPr>
-            <w:color w:val="0000EE"/>
-            <w:u w:val="single"/>
-          </w:rPr>
-          <w:t>याकूब 1:13–14</w:t>
-        </w:r>
-      </w:hyperlink>
+      <w:r>
+        <w:rPr>
+          <w:lang w:val="hi_IN" w:bidi="hi_IN"/>
+        </w:rPr>
+        <w:t>याकूब 1:13–14</w:t>
+      </w:r>
       <w:r>
         <w:rPr>
           <w:lang w:val="hi_IN" w:bidi="hi_IN"/>
         </w:rPr>
         <w:t xml:space="preserve">; </w:t>
       </w:r>
-      <w:hyperlink r:id="rId43">
-        <w:r>
-          <w:rPr>
-            <w:lang w:val="hi_IN" w:bidi="hi_IN"/>
-          </w:rPr>
-          <w:rPr>
-            <w:color w:val="0000EE"/>
-            <w:u w:val="single"/>
-          </w:rPr>
-          <w:t>4:12–16</w:t>
-        </w:r>
-      </w:hyperlink>
+      <w:r>
+        <w:rPr>
+          <w:lang w:val="hi_IN" w:bidi="hi_IN"/>
+        </w:rPr>
+        <w:t>4:12–16</w:t>
+      </w:r>
       <w:r>
         <w:rPr>
           <w:lang w:val="hi_IN" w:bidi="hi_IN"/>
